--- a/Black Box Testing/SAMPLE_TESTING_BabePus(Copy).docx
+++ b/Black Box Testing/SAMPLE_TESTING_BabePus(Copy).docx
@@ -6306,9 +6306,7 @@
         <w:tblW w:w="9130" w:type="dxa"/>
         <w:tblInd w:w="7" w:type="dxa"/>
         <w:tblCellMar>
-          <w:top w:w="0" w:type="dxa"/>
           <w:left w:w="137" w:type="dxa"/>
-          <w:bottom w:w="0" w:type="dxa"/>
           <w:right w:w="115" w:type="dxa"/>
         </w:tblCellMar>
         <w:tblLook w:val="04A0" w:firstRow="1" w:lastRow="0" w:firstColumn="1" w:lastColumn="0" w:noHBand="0" w:noVBand="1"/>
@@ -6693,13 +6691,7 @@
               <w:rPr>
                 <w:sz w:val="24"/>
               </w:rPr>
-              <w:t>E</w:t>
-            </w:r>
-            <w:r>
-              <w:rPr>
-                <w:sz w:val="24"/>
-              </w:rPr>
-              <w:t>mail</w:t>
+              <w:t>Email</w:t>
             </w:r>
           </w:p>
         </w:tc>
@@ -6854,13 +6846,7 @@
               <w:rPr>
                 <w:sz w:val="24"/>
               </w:rPr>
-              <w:t>P</w:t>
-            </w:r>
-            <w:r>
-              <w:rPr>
-                <w:sz w:val="24"/>
-              </w:rPr>
-              <w:t>assword</w:t>
+              <w:t>Password</w:t>
             </w:r>
           </w:p>
         </w:tc>
@@ -7001,13 +6987,7 @@
               <w:rPr>
                 <w:sz w:val="24"/>
               </w:rPr>
-              <w:t>P</w:t>
-            </w:r>
-            <w:r>
-              <w:rPr>
-                <w:sz w:val="24"/>
-              </w:rPr>
-              <w:t>hone</w:t>
+              <w:t>Phone</w:t>
             </w:r>
           </w:p>
         </w:tc>
@@ -7184,13 +7164,7 @@
               <w:rPr>
                 <w:sz w:val="24"/>
               </w:rPr>
-              <w:t>C</w:t>
-            </w:r>
-            <w:r>
-              <w:rPr>
-                <w:sz w:val="24"/>
-              </w:rPr>
-              <w:t>ampus</w:t>
+              <w:t>Campus</w:t>
             </w:r>
           </w:p>
         </w:tc>
@@ -7345,13 +7319,7 @@
               <w:rPr>
                 <w:sz w:val="24"/>
               </w:rPr>
-              <w:t>F</w:t>
-            </w:r>
-            <w:r>
-              <w:rPr>
-                <w:sz w:val="24"/>
-              </w:rPr>
-              <w:t>aculty</w:t>
+              <w:t>Faculty</w:t>
             </w:r>
           </w:p>
         </w:tc>
@@ -7912,9 +7880,7 @@
         <w:tblW w:w="9366" w:type="dxa"/>
         <w:tblInd w:w="7" w:type="dxa"/>
         <w:tblCellMar>
-          <w:top w:w="0" w:type="dxa"/>
           <w:left w:w="134" w:type="dxa"/>
-          <w:bottom w:w="0" w:type="dxa"/>
           <w:right w:w="115" w:type="dxa"/>
         </w:tblCellMar>
         <w:tblLook w:val="04A0" w:firstRow="1" w:lastRow="0" w:firstColumn="1" w:lastColumn="0" w:noHBand="0" w:noVBand="1"/>
@@ -8699,7 +8665,7 @@
               <w:rPr>
                 <w:sz w:val="24"/>
               </w:rPr>
-              <w:t>minimum</w:t>
+              <w:t>Minimum</w:t>
             </w:r>
           </w:p>
         </w:tc>
@@ -8816,7 +8782,6 @@
         <w:tblCellMar>
           <w:top w:w="34" w:type="dxa"/>
           <w:left w:w="134" w:type="dxa"/>
-          <w:bottom w:w="0" w:type="dxa"/>
           <w:right w:w="115" w:type="dxa"/>
         </w:tblCellMar>
         <w:tblLook w:val="04A0" w:firstRow="1" w:lastRow="0" w:firstColumn="1" w:lastColumn="0" w:noHBand="0" w:noVBand="1"/>
@@ -9597,13 +9562,7 @@
               <w:rPr>
                 <w:sz w:val="24"/>
               </w:rPr>
-              <w:t>M</w:t>
-            </w:r>
-            <w:r>
-              <w:rPr>
-                <w:sz w:val="24"/>
-              </w:rPr>
-              <w:t>aksimum</w:t>
+              <w:t>Maksimum</w:t>
             </w:r>
             <w:proofErr w:type="spellEnd"/>
           </w:p>
@@ -9774,13 +9733,7 @@
               <w:rPr>
                 <w:sz w:val="24"/>
               </w:rPr>
-              <w:t>E</w:t>
-            </w:r>
-            <w:r>
-              <w:rPr>
-                <w:sz w:val="24"/>
-              </w:rPr>
-              <w:t>mail</w:t>
+              <w:t>Email</w:t>
             </w:r>
           </w:p>
         </w:tc>
@@ -10060,13 +10013,7 @@
               <w:rPr>
                 <w:sz w:val="24"/>
               </w:rPr>
-              <w:t>E</w:t>
-            </w:r>
-            <w:r>
-              <w:rPr>
-                <w:sz w:val="24"/>
-              </w:rPr>
-              <w:t>mail</w:t>
+              <w:t>Email</w:t>
             </w:r>
           </w:p>
         </w:tc>
@@ -10302,13 +10249,7 @@
               <w:rPr>
                 <w:sz w:val="24"/>
               </w:rPr>
-              <w:t>P</w:t>
-            </w:r>
-            <w:r>
-              <w:rPr>
-                <w:sz w:val="24"/>
-              </w:rPr>
-              <w:t>assword</w:t>
+              <w:t>Password</w:t>
             </w:r>
           </w:p>
         </w:tc>
@@ -10603,13 +10544,7 @@
               <w:rPr>
                 <w:sz w:val="24"/>
               </w:rPr>
-              <w:t>P</w:t>
-            </w:r>
-            <w:r>
-              <w:rPr>
-                <w:sz w:val="24"/>
-              </w:rPr>
-              <w:t>assword</w:t>
+              <w:t>Password</w:t>
             </w:r>
           </w:p>
         </w:tc>
@@ -11260,13 +11195,7 @@
               <w:rPr>
                 <w:sz w:val="24"/>
               </w:rPr>
-              <w:t>P</w:t>
-            </w:r>
-            <w:r>
-              <w:rPr>
-                <w:sz w:val="24"/>
-              </w:rPr>
-              <w:t>hone</w:t>
+              <w:t>Phone</w:t>
             </w:r>
           </w:p>
         </w:tc>
@@ -11577,13 +11506,7 @@
               <w:rPr>
                 <w:sz w:val="24"/>
               </w:rPr>
-              <w:t>P</w:t>
-            </w:r>
-            <w:r>
-              <w:rPr>
-                <w:sz w:val="24"/>
-              </w:rPr>
-              <w:t>hone</w:t>
+              <w:t>Phone</w:t>
             </w:r>
           </w:p>
         </w:tc>
@@ -11865,13 +11788,7 @@
               <w:rPr>
                 <w:sz w:val="24"/>
               </w:rPr>
-              <w:t>C</w:t>
-            </w:r>
-            <w:r>
-              <w:rPr>
-                <w:sz w:val="24"/>
-              </w:rPr>
-              <w:t>ampus</w:t>
+              <w:t>Campus</w:t>
             </w:r>
           </w:p>
         </w:tc>
@@ -12185,13 +12102,7 @@
               <w:rPr>
                 <w:sz w:val="24"/>
               </w:rPr>
-              <w:t>C</w:t>
-            </w:r>
-            <w:r>
-              <w:rPr>
-                <w:sz w:val="24"/>
-              </w:rPr>
-              <w:t>ampus</w:t>
+              <w:t>Campus</w:t>
             </w:r>
           </w:p>
         </w:tc>
@@ -13461,9 +13372,7 @@
         <w:tblW w:w="9356" w:type="dxa"/>
         <w:tblInd w:w="7" w:type="dxa"/>
         <w:tblCellMar>
-          <w:top w:w="0" w:type="dxa"/>
           <w:left w:w="133" w:type="dxa"/>
-          <w:bottom w:w="0" w:type="dxa"/>
           <w:right w:w="115" w:type="dxa"/>
         </w:tblCellMar>
         <w:tblLook w:val="04A0" w:firstRow="1" w:lastRow="0" w:firstColumn="1" w:lastColumn="0" w:noHBand="0" w:noVBand="1"/>
@@ -13776,18 +13685,12 @@
                 <w:sz w:val="24"/>
               </w:rPr>
             </w:pPr>
-            <w:r>
-              <w:rPr>
-                <w:sz w:val="24"/>
-              </w:rPr>
-              <w:t xml:space="preserve">  </w:t>
-            </w:r>
-            <w:proofErr w:type="spellStart"/>
-            <w:r>
-              <w:rPr>
-                <w:sz w:val="24"/>
-              </w:rPr>
-              <w:t>Sistem</w:t>
+            <w:proofErr w:type="spellStart"/>
+            <w:r>
+              <w:rPr>
+                <w:sz w:val="24"/>
+              </w:rPr>
+              <w:t>Registrasi</w:t>
             </w:r>
             <w:proofErr w:type="spellEnd"/>
             <w:r>
@@ -13801,7 +13704,21 @@
               <w:rPr>
                 <w:sz w:val="24"/>
               </w:rPr>
-              <w:t>menolak</w:t>
+              <w:t>berhasil</w:t>
+            </w:r>
+            <w:proofErr w:type="spellEnd"/>
+            <w:r>
+              <w:rPr>
+                <w:sz w:val="24"/>
+              </w:rPr>
+              <w:t xml:space="preserve"> “Akun </w:t>
+            </w:r>
+            <w:proofErr w:type="spellStart"/>
+            <w:r>
+              <w:rPr>
+                <w:sz w:val="24"/>
+              </w:rPr>
+              <w:t>anda</w:t>
             </w:r>
             <w:proofErr w:type="spellEnd"/>
             <w:r>
@@ -13815,21 +13732,7 @@
               <w:rPr>
                 <w:sz w:val="24"/>
               </w:rPr>
-              <w:t>registrasi</w:t>
-            </w:r>
-            <w:proofErr w:type="spellEnd"/>
-            <w:r>
-              <w:rPr>
-                <w:sz w:val="24"/>
-              </w:rPr>
-              <w:t xml:space="preserve">, </w:t>
-            </w:r>
-            <w:proofErr w:type="spellStart"/>
-            <w:r>
-              <w:rPr>
-                <w:sz w:val="24"/>
-              </w:rPr>
-              <w:t>muncul</w:t>
+              <w:t>siap</w:t>
             </w:r>
             <w:proofErr w:type="spellEnd"/>
             <w:r>
@@ -13843,21 +13746,21 @@
               <w:rPr>
                 <w:sz w:val="24"/>
               </w:rPr>
-              <w:t>pesan</w:t>
-            </w:r>
-            <w:proofErr w:type="spellEnd"/>
-            <w:r>
-              <w:rPr>
-                <w:sz w:val="24"/>
-              </w:rPr>
-              <w:t xml:space="preserve"> error "</w:t>
-            </w:r>
-            <w:proofErr w:type="spellStart"/>
-            <w:r>
-              <w:rPr>
-                <w:sz w:val="24"/>
-              </w:rPr>
-              <w:t>Registrasi</w:t>
+              <w:t>untuk</w:t>
+            </w:r>
+            <w:proofErr w:type="spellEnd"/>
+            <w:r>
+              <w:rPr>
+                <w:sz w:val="24"/>
+              </w:rPr>
+              <w:t xml:space="preserve"> di </w:t>
+            </w:r>
+            <w:proofErr w:type="spellStart"/>
+            <w:r>
+              <w:rPr>
+                <w:sz w:val="24"/>
+              </w:rPr>
+              <w:t>pakai</w:t>
             </w:r>
             <w:proofErr w:type="spellEnd"/>
             <w:r>
@@ -13871,14 +13774,28 @@
               <w:rPr>
                 <w:sz w:val="24"/>
               </w:rPr>
-              <w:t>gagal</w:t>
-            </w:r>
-            <w:proofErr w:type="spellEnd"/>
-            <w:r>
-              <w:rPr>
-                <w:sz w:val="24"/>
-              </w:rPr>
-              <w:t>"</w:t>
+              <w:t>jual</w:t>
+            </w:r>
+            <w:proofErr w:type="spellEnd"/>
+            <w:r>
+              <w:rPr>
+                <w:sz w:val="24"/>
+              </w:rPr>
+              <w:t xml:space="preserve"> </w:t>
+            </w:r>
+            <w:proofErr w:type="spellStart"/>
+            <w:r>
+              <w:rPr>
+                <w:sz w:val="24"/>
+              </w:rPr>
+              <w:t>beli</w:t>
+            </w:r>
+            <w:proofErr w:type="spellEnd"/>
+            <w:r>
+              <w:rPr>
+                <w:sz w:val="24"/>
+              </w:rPr>
+              <w:t>”</w:t>
             </w:r>
           </w:p>
         </w:tc>
@@ -13905,7 +13822,13 @@
               <w:rPr>
                 <w:sz w:val="24"/>
               </w:rPr>
-              <w:t>PASSED</w:t>
+              <w:t>Fa</w:t>
+            </w:r>
+            <w:r>
+              <w:rPr>
+                <w:sz w:val="24"/>
+              </w:rPr>
+              <w:t>iled</w:t>
             </w:r>
           </w:p>
         </w:tc>
@@ -14056,6 +13979,34 @@
                 <w:sz w:val="24"/>
               </w:rPr>
             </w:pPr>
+            <w:proofErr w:type="spellStart"/>
+            <w:r>
+              <w:rPr>
+                <w:sz w:val="24"/>
+              </w:rPr>
+              <w:t>Registrasi</w:t>
+            </w:r>
+            <w:proofErr w:type="spellEnd"/>
+            <w:r>
+              <w:rPr>
+                <w:sz w:val="24"/>
+              </w:rPr>
+              <w:t xml:space="preserve"> </w:t>
+            </w:r>
+            <w:proofErr w:type="spellStart"/>
+            <w:r>
+              <w:rPr>
+                <w:sz w:val="24"/>
+              </w:rPr>
+              <w:t>berhasil</w:t>
+            </w:r>
+            <w:proofErr w:type="spellEnd"/>
+            <w:r>
+              <w:rPr>
+                <w:sz w:val="24"/>
+              </w:rPr>
+              <w:t xml:space="preserve"> “</w:t>
+            </w:r>
             <w:r>
               <w:rPr>
                 <w:sz w:val="24"/>
@@ -14152,6 +14103,12 @@
               <w:t>beli</w:t>
             </w:r>
             <w:proofErr w:type="spellEnd"/>
+            <w:r>
+              <w:rPr>
+                <w:sz w:val="24"/>
+              </w:rPr>
+              <w:t>”</w:t>
+            </w:r>
             <w:r>
               <w:rPr>
                 <w:sz w:val="24"/>
@@ -14180,12 +14137,14 @@
                 <w:sz w:val="24"/>
               </w:rPr>
             </w:pPr>
-            <w:r>
-              <w:rPr>
-                <w:sz w:val="24"/>
-              </w:rPr>
-              <w:t>passed</w:t>
-            </w:r>
+            <w:proofErr w:type="spellStart"/>
+            <w:r>
+              <w:rPr>
+                <w:sz w:val="24"/>
+              </w:rPr>
+              <w:t>Passeed</w:t>
+            </w:r>
+            <w:proofErr w:type="spellEnd"/>
           </w:p>
         </w:tc>
       </w:tr>
@@ -14260,56 +14219,56 @@
               <w:rPr>
                 <w:sz w:val="24"/>
               </w:rPr>
-              <w:t>gagal</w:t>
-            </w:r>
-            <w:proofErr w:type="spellEnd"/>
-            <w:r>
-              <w:rPr>
-                <w:sz w:val="24"/>
-              </w:rPr>
-              <w:t xml:space="preserve">, </w:t>
-            </w:r>
-            <w:proofErr w:type="spellStart"/>
-            <w:r>
-              <w:rPr>
-                <w:sz w:val="24"/>
-              </w:rPr>
-              <w:t>pesan</w:t>
-            </w:r>
-            <w:proofErr w:type="spellEnd"/>
-            <w:r>
-              <w:rPr>
-                <w:sz w:val="24"/>
-              </w:rPr>
-              <w:t xml:space="preserve">: "Nama </w:t>
-            </w:r>
-            <w:proofErr w:type="spellStart"/>
-            <w:r>
-              <w:rPr>
-                <w:sz w:val="24"/>
-              </w:rPr>
-              <w:t>lengkap</w:t>
-            </w:r>
-            <w:proofErr w:type="spellEnd"/>
-            <w:r>
-              <w:rPr>
-                <w:sz w:val="24"/>
-              </w:rPr>
-              <w:t xml:space="preserve"> minimal 3 </w:t>
-            </w:r>
-            <w:proofErr w:type="spellStart"/>
-            <w:r>
-              <w:rPr>
-                <w:sz w:val="24"/>
-              </w:rPr>
-              <w:t>karakter</w:t>
-            </w:r>
-            <w:proofErr w:type="spellEnd"/>
-            <w:r>
-              <w:rPr>
-                <w:sz w:val="24"/>
-              </w:rPr>
-              <w:t>."</w:t>
+              <w:t>berhasil</w:t>
+            </w:r>
+            <w:proofErr w:type="spellEnd"/>
+            <w:r>
+              <w:rPr>
+                <w:sz w:val="24"/>
+              </w:rPr>
+              <w:t xml:space="preserve"> (</w:t>
+            </w:r>
+            <w:proofErr w:type="spellStart"/>
+            <w:r>
+              <w:rPr>
+                <w:sz w:val="24"/>
+              </w:rPr>
+              <w:t>lanjut</w:t>
+            </w:r>
+            <w:proofErr w:type="spellEnd"/>
+            <w:r>
+              <w:rPr>
+                <w:sz w:val="24"/>
+              </w:rPr>
+              <w:t xml:space="preserve"> </w:t>
+            </w:r>
+            <w:proofErr w:type="spellStart"/>
+            <w:r>
+              <w:rPr>
+                <w:sz w:val="24"/>
+              </w:rPr>
+              <w:t>ke</w:t>
+            </w:r>
+            <w:proofErr w:type="spellEnd"/>
+            <w:r>
+              <w:rPr>
+                <w:sz w:val="24"/>
+              </w:rPr>
+              <w:t xml:space="preserve"> </w:t>
+            </w:r>
+            <w:proofErr w:type="spellStart"/>
+            <w:r>
+              <w:rPr>
+                <w:sz w:val="24"/>
+              </w:rPr>
+              <w:t>validasi</w:t>
+            </w:r>
+            <w:proofErr w:type="spellEnd"/>
+            <w:r>
+              <w:rPr>
+                <w:sz w:val="24"/>
+              </w:rPr>
+              <w:t xml:space="preserve"> field lain)</w:t>
             </w:r>
           </w:p>
         </w:tc>
@@ -14337,7 +14296,7 @@
               <w:rPr>
                 <w:sz w:val="24"/>
               </w:rPr>
-              <w:t>Registrasig</w:t>
+              <w:t>Registrasi</w:t>
             </w:r>
             <w:proofErr w:type="spellEnd"/>
             <w:r>
@@ -14346,34 +14305,14 @@
               </w:rPr>
               <w:t xml:space="preserve"> </w:t>
             </w:r>
-            <w:proofErr w:type="gramStart"/>
-            <w:r>
-              <w:rPr>
-                <w:sz w:val="24"/>
-              </w:rPr>
-              <w:t>agal(</w:t>
-            </w:r>
-            <w:proofErr w:type="gramEnd"/>
-            <w:r>
-              <w:rPr>
-                <w:sz w:val="24"/>
-              </w:rPr>
-              <w:t xml:space="preserve">input </w:t>
-            </w:r>
-            <w:proofErr w:type="spellStart"/>
-            <w:r>
-              <w:rPr>
-                <w:sz w:val="24"/>
-              </w:rPr>
-              <w:t>tidak</w:t>
-            </w:r>
-            <w:proofErr w:type="spellEnd"/>
-            <w:r>
-              <w:rPr>
-                <w:sz w:val="24"/>
-              </w:rPr>
-              <w:t xml:space="preserve"> valid)</w:t>
-            </w:r>
+            <w:proofErr w:type="spellStart"/>
+            <w:r>
+              <w:rPr>
+                <w:sz w:val="24"/>
+              </w:rPr>
+              <w:t>berhasil</w:t>
+            </w:r>
+            <w:proofErr w:type="spellEnd"/>
           </w:p>
         </w:tc>
         <w:tc>
@@ -14399,7 +14338,787 @@
               <w:rPr>
                 <w:sz w:val="24"/>
               </w:rPr>
-              <w:t>passed</w:t>
+              <w:t>P</w:t>
+            </w:r>
+            <w:r>
+              <w:rPr>
+                <w:sz w:val="24"/>
+              </w:rPr>
+              <w:t>assed</w:t>
+            </w:r>
+          </w:p>
+        </w:tc>
+      </w:tr>
+      <w:tr>
+        <w:trPr>
+          <w:trHeight w:val="1639"/>
+        </w:trPr>
+        <w:tc>
+          <w:tcPr>
+            <w:tcW w:w="1364" w:type="dxa"/>
+            <w:tcBorders>
+              <w:top w:val="single" w:sz="4" w:space="0" w:color="DDDDDD"/>
+              <w:left w:val="single" w:sz="4" w:space="0" w:color="DDDDDD"/>
+              <w:bottom w:val="single" w:sz="4" w:space="0" w:color="DDDDDD"/>
+              <w:right w:val="single" w:sz="4" w:space="0" w:color="DDDDDD"/>
+            </w:tcBorders>
+            <w:shd w:val="clear" w:color="auto" w:fill="FAFAFA"/>
+            <w:vAlign w:val="center"/>
+          </w:tcPr>
+          <w:p>
+            <w:pPr>
+              <w:spacing w:after="0" w:line="259" w:lineRule="auto"/>
+              <w:ind w:left="4" w:right="0" w:firstLine="0"/>
+              <w:jc w:val="both"/>
+              <w:rPr>
+                <w:sz w:val="24"/>
+              </w:rPr>
+            </w:pPr>
+            <w:r>
+              <w:rPr>
+                <w:sz w:val="24"/>
+              </w:rPr>
+              <w:t>TC-R04</w:t>
+            </w:r>
+          </w:p>
+        </w:tc>
+        <w:tc>
+          <w:tcPr>
+            <w:tcW w:w="4663" w:type="dxa"/>
+            <w:tcBorders>
+              <w:top w:val="single" w:sz="4" w:space="0" w:color="DDDDDD"/>
+              <w:left w:val="single" w:sz="4" w:space="0" w:color="DDDDDD"/>
+              <w:bottom w:val="single" w:sz="4" w:space="0" w:color="DDDDDD"/>
+              <w:right w:val="single" w:sz="4" w:space="0" w:color="DDDDDD"/>
+            </w:tcBorders>
+            <w:shd w:val="clear" w:color="auto" w:fill="FAFAFA"/>
+            <w:vAlign w:val="center"/>
+          </w:tcPr>
+          <w:p>
+            <w:pPr>
+              <w:spacing w:after="0" w:line="259" w:lineRule="auto"/>
+              <w:ind w:left="8" w:right="36" w:firstLine="0"/>
+              <w:jc w:val="both"/>
+              <w:rPr>
+                <w:sz w:val="24"/>
+              </w:rPr>
+            </w:pPr>
+            <w:proofErr w:type="spellStart"/>
+            <w:r>
+              <w:rPr>
+                <w:sz w:val="24"/>
+              </w:rPr>
+              <w:t>Registrasi</w:t>
+            </w:r>
+            <w:proofErr w:type="spellEnd"/>
+            <w:r>
+              <w:rPr>
+                <w:sz w:val="24"/>
+              </w:rPr>
+              <w:t xml:space="preserve"> </w:t>
+            </w:r>
+            <w:proofErr w:type="spellStart"/>
+            <w:r>
+              <w:rPr>
+                <w:sz w:val="24"/>
+              </w:rPr>
+              <w:t>gagal</w:t>
+            </w:r>
+            <w:proofErr w:type="spellEnd"/>
+            <w:r>
+              <w:rPr>
+                <w:sz w:val="24"/>
+              </w:rPr>
+              <w:t xml:space="preserve">, </w:t>
+            </w:r>
+            <w:proofErr w:type="spellStart"/>
+            <w:r>
+              <w:rPr>
+                <w:sz w:val="24"/>
+              </w:rPr>
+              <w:t>pesan</w:t>
+            </w:r>
+            <w:proofErr w:type="spellEnd"/>
+            <w:r>
+              <w:rPr>
+                <w:sz w:val="24"/>
+              </w:rPr>
+              <w:t xml:space="preserve">: "Email </w:t>
+            </w:r>
+            <w:proofErr w:type="spellStart"/>
+            <w:r>
+              <w:rPr>
+                <w:sz w:val="24"/>
+              </w:rPr>
+              <w:t>tidak</w:t>
+            </w:r>
+            <w:proofErr w:type="spellEnd"/>
+            <w:r>
+              <w:rPr>
+                <w:sz w:val="24"/>
+              </w:rPr>
+              <w:t xml:space="preserve"> valid."</w:t>
+            </w:r>
+          </w:p>
+        </w:tc>
+        <w:tc>
+          <w:tcPr>
+            <w:tcW w:w="1812" w:type="dxa"/>
+            <w:tcBorders>
+              <w:top w:val="single" w:sz="4" w:space="0" w:color="DDDDDD"/>
+              <w:left w:val="single" w:sz="4" w:space="0" w:color="DDDDDD"/>
+              <w:bottom w:val="single" w:sz="4" w:space="0" w:color="DDDDDD"/>
+              <w:right w:val="single" w:sz="4" w:space="0" w:color="DDDDDD"/>
+            </w:tcBorders>
+            <w:shd w:val="clear" w:color="auto" w:fill="FAFAFA"/>
+          </w:tcPr>
+          <w:p>
+            <w:pPr>
+              <w:spacing w:after="160" w:line="259" w:lineRule="auto"/>
+              <w:ind w:left="0" w:right="0" w:firstLine="0"/>
+              <w:jc w:val="both"/>
+              <w:rPr>
+                <w:sz w:val="24"/>
+              </w:rPr>
+            </w:pPr>
+            <w:proofErr w:type="spellStart"/>
+            <w:r>
+              <w:rPr>
+                <w:sz w:val="24"/>
+              </w:rPr>
+              <w:t>Registrasi</w:t>
+            </w:r>
+            <w:proofErr w:type="spellEnd"/>
+            <w:r>
+              <w:rPr>
+                <w:sz w:val="24"/>
+              </w:rPr>
+              <w:t xml:space="preserve"> </w:t>
+            </w:r>
+            <w:proofErr w:type="spellStart"/>
+            <w:r>
+              <w:rPr>
+                <w:sz w:val="24"/>
+              </w:rPr>
+              <w:t>gagal</w:t>
+            </w:r>
+            <w:proofErr w:type="spellEnd"/>
+            <w:r>
+              <w:rPr>
+                <w:sz w:val="24"/>
+              </w:rPr>
+              <w:br/>
+              <w:t xml:space="preserve">“input </w:t>
+            </w:r>
+            <w:proofErr w:type="spellStart"/>
+            <w:r>
+              <w:rPr>
+                <w:sz w:val="24"/>
+              </w:rPr>
+              <w:t>tidak</w:t>
+            </w:r>
+            <w:proofErr w:type="spellEnd"/>
+            <w:r>
+              <w:rPr>
+                <w:sz w:val="24"/>
+              </w:rPr>
+              <w:t xml:space="preserve"> valid”</w:t>
+            </w:r>
+          </w:p>
+        </w:tc>
+        <w:tc>
+          <w:tcPr>
+            <w:tcW w:w="1517" w:type="dxa"/>
+            <w:tcBorders>
+              <w:top w:val="single" w:sz="4" w:space="0" w:color="DDDDDD"/>
+              <w:left w:val="single" w:sz="4" w:space="0" w:color="DDDDDD"/>
+              <w:bottom w:val="single" w:sz="4" w:space="0" w:color="DDDDDD"/>
+              <w:right w:val="single" w:sz="4" w:space="0" w:color="DDDDDD"/>
+            </w:tcBorders>
+            <w:shd w:val="clear" w:color="auto" w:fill="FAFAFA"/>
+          </w:tcPr>
+          <w:p>
+            <w:pPr>
+              <w:spacing w:after="160" w:line="259" w:lineRule="auto"/>
+              <w:ind w:left="0" w:right="0" w:firstLine="0"/>
+              <w:jc w:val="both"/>
+              <w:rPr>
+                <w:sz w:val="24"/>
+              </w:rPr>
+            </w:pPr>
+            <w:r>
+              <w:rPr>
+                <w:sz w:val="24"/>
+              </w:rPr>
+              <w:t>Passed</w:t>
+            </w:r>
+          </w:p>
+        </w:tc>
+      </w:tr>
+      <w:tr>
+        <w:trPr>
+          <w:trHeight w:val="670"/>
+        </w:trPr>
+        <w:tc>
+          <w:tcPr>
+            <w:tcW w:w="1364" w:type="dxa"/>
+            <w:tcBorders>
+              <w:top w:val="single" w:sz="4" w:space="0" w:color="DDDDDD"/>
+              <w:left w:val="single" w:sz="4" w:space="0" w:color="DDDDDD"/>
+              <w:bottom w:val="single" w:sz="4" w:space="0" w:color="DDDDDD"/>
+              <w:right w:val="single" w:sz="4" w:space="0" w:color="DDDDDD"/>
+            </w:tcBorders>
+            <w:vAlign w:val="center"/>
+          </w:tcPr>
+          <w:p>
+            <w:pPr>
+              <w:spacing w:after="0" w:line="259" w:lineRule="auto"/>
+              <w:ind w:left="4" w:right="0" w:firstLine="0"/>
+              <w:jc w:val="both"/>
+              <w:rPr>
+                <w:sz w:val="24"/>
+              </w:rPr>
+            </w:pPr>
+            <w:r>
+              <w:rPr>
+                <w:sz w:val="24"/>
+              </w:rPr>
+              <w:t>TC-R05</w:t>
+            </w:r>
+          </w:p>
+        </w:tc>
+        <w:tc>
+          <w:tcPr>
+            <w:tcW w:w="4663" w:type="dxa"/>
+            <w:tcBorders>
+              <w:top w:val="single" w:sz="4" w:space="0" w:color="DDDDDD"/>
+              <w:left w:val="single" w:sz="4" w:space="0" w:color="DDDDDD"/>
+              <w:bottom w:val="single" w:sz="4" w:space="0" w:color="DDDDDD"/>
+              <w:right w:val="single" w:sz="4" w:space="0" w:color="DDDDDD"/>
+            </w:tcBorders>
+            <w:vAlign w:val="center"/>
+          </w:tcPr>
+          <w:p>
+            <w:pPr>
+              <w:spacing w:after="0" w:line="259" w:lineRule="auto"/>
+              <w:ind w:left="8" w:right="51" w:firstLine="0"/>
+              <w:jc w:val="both"/>
+              <w:rPr>
+                <w:sz w:val="24"/>
+              </w:rPr>
+            </w:pPr>
+            <w:proofErr w:type="spellStart"/>
+            <w:r>
+              <w:rPr>
+                <w:sz w:val="24"/>
+              </w:rPr>
+              <w:t>Registrasi</w:t>
+            </w:r>
+            <w:proofErr w:type="spellEnd"/>
+            <w:r>
+              <w:rPr>
+                <w:sz w:val="24"/>
+              </w:rPr>
+              <w:t xml:space="preserve"> </w:t>
+            </w:r>
+            <w:proofErr w:type="spellStart"/>
+            <w:r>
+              <w:rPr>
+                <w:sz w:val="24"/>
+              </w:rPr>
+              <w:t>berhasil</w:t>
+            </w:r>
+            <w:proofErr w:type="spellEnd"/>
+            <w:r>
+              <w:rPr>
+                <w:sz w:val="24"/>
+              </w:rPr>
+              <w:t xml:space="preserve"> (</w:t>
+            </w:r>
+            <w:proofErr w:type="spellStart"/>
+            <w:r>
+              <w:rPr>
+                <w:sz w:val="24"/>
+              </w:rPr>
+              <w:t>lanjut</w:t>
+            </w:r>
+            <w:proofErr w:type="spellEnd"/>
+            <w:r>
+              <w:rPr>
+                <w:sz w:val="24"/>
+              </w:rPr>
+              <w:t xml:space="preserve"> </w:t>
+            </w:r>
+            <w:proofErr w:type="spellStart"/>
+            <w:r>
+              <w:rPr>
+                <w:sz w:val="24"/>
+              </w:rPr>
+              <w:t>ke</w:t>
+            </w:r>
+            <w:proofErr w:type="spellEnd"/>
+            <w:r>
+              <w:rPr>
+                <w:sz w:val="24"/>
+              </w:rPr>
+              <w:t xml:space="preserve"> </w:t>
+            </w:r>
+            <w:proofErr w:type="spellStart"/>
+            <w:r>
+              <w:rPr>
+                <w:sz w:val="24"/>
+              </w:rPr>
+              <w:t>validasi</w:t>
+            </w:r>
+            <w:proofErr w:type="spellEnd"/>
+            <w:r>
+              <w:rPr>
+                <w:sz w:val="24"/>
+              </w:rPr>
+              <w:t xml:space="preserve"> field lain)</w:t>
+            </w:r>
+          </w:p>
+        </w:tc>
+        <w:tc>
+          <w:tcPr>
+            <w:tcW w:w="1812" w:type="dxa"/>
+            <w:tcBorders>
+              <w:top w:val="single" w:sz="4" w:space="0" w:color="DDDDDD"/>
+              <w:left w:val="single" w:sz="4" w:space="0" w:color="DDDDDD"/>
+              <w:bottom w:val="single" w:sz="4" w:space="0" w:color="DDDDDD"/>
+              <w:right w:val="single" w:sz="4" w:space="0" w:color="DDDDDD"/>
+            </w:tcBorders>
+          </w:tcPr>
+          <w:p>
+            <w:pPr>
+              <w:spacing w:after="160" w:line="259" w:lineRule="auto"/>
+              <w:ind w:left="0" w:right="0" w:firstLine="0"/>
+              <w:jc w:val="both"/>
+              <w:rPr>
+                <w:sz w:val="24"/>
+              </w:rPr>
+            </w:pPr>
+            <w:proofErr w:type="spellStart"/>
+            <w:r>
+              <w:rPr>
+                <w:sz w:val="24"/>
+              </w:rPr>
+              <w:t>Registrasi</w:t>
+            </w:r>
+            <w:proofErr w:type="spellEnd"/>
+            <w:r>
+              <w:rPr>
+                <w:sz w:val="24"/>
+              </w:rPr>
+              <w:t xml:space="preserve"> </w:t>
+            </w:r>
+            <w:proofErr w:type="spellStart"/>
+            <w:r>
+              <w:rPr>
+                <w:sz w:val="24"/>
+              </w:rPr>
+              <w:t>berhasil</w:t>
+            </w:r>
+            <w:proofErr w:type="spellEnd"/>
+            <w:r>
+              <w:rPr>
+                <w:sz w:val="24"/>
+              </w:rPr>
+              <w:t xml:space="preserve"> “Akun </w:t>
+            </w:r>
+            <w:proofErr w:type="spellStart"/>
+            <w:r>
+              <w:rPr>
+                <w:sz w:val="24"/>
+              </w:rPr>
+              <w:t>anda</w:t>
+            </w:r>
+            <w:proofErr w:type="spellEnd"/>
+            <w:r>
+              <w:rPr>
+                <w:sz w:val="24"/>
+              </w:rPr>
+              <w:t xml:space="preserve"> </w:t>
+            </w:r>
+            <w:proofErr w:type="spellStart"/>
+            <w:r>
+              <w:rPr>
+                <w:sz w:val="24"/>
+              </w:rPr>
+              <w:t>siap</w:t>
+            </w:r>
+            <w:proofErr w:type="spellEnd"/>
+            <w:r>
+              <w:rPr>
+                <w:sz w:val="24"/>
+              </w:rPr>
+              <w:t xml:space="preserve"> </w:t>
+            </w:r>
+            <w:proofErr w:type="spellStart"/>
+            <w:r>
+              <w:rPr>
+                <w:sz w:val="24"/>
+              </w:rPr>
+              <w:t>untuk</w:t>
+            </w:r>
+            <w:proofErr w:type="spellEnd"/>
+            <w:r>
+              <w:rPr>
+                <w:sz w:val="24"/>
+              </w:rPr>
+              <w:t xml:space="preserve"> di </w:t>
+            </w:r>
+            <w:proofErr w:type="spellStart"/>
+            <w:r>
+              <w:rPr>
+                <w:sz w:val="24"/>
+              </w:rPr>
+              <w:t>pakai</w:t>
+            </w:r>
+            <w:proofErr w:type="spellEnd"/>
+            <w:r>
+              <w:rPr>
+                <w:sz w:val="24"/>
+              </w:rPr>
+              <w:t xml:space="preserve"> </w:t>
+            </w:r>
+            <w:proofErr w:type="spellStart"/>
+            <w:r>
+              <w:rPr>
+                <w:sz w:val="24"/>
+              </w:rPr>
+              <w:t>jual</w:t>
+            </w:r>
+            <w:proofErr w:type="spellEnd"/>
+            <w:r>
+              <w:rPr>
+                <w:sz w:val="24"/>
+              </w:rPr>
+              <w:t xml:space="preserve"> </w:t>
+            </w:r>
+            <w:proofErr w:type="spellStart"/>
+            <w:r>
+              <w:rPr>
+                <w:sz w:val="24"/>
+              </w:rPr>
+              <w:t>beli</w:t>
+            </w:r>
+            <w:proofErr w:type="spellEnd"/>
+            <w:r>
+              <w:rPr>
+                <w:sz w:val="24"/>
+              </w:rPr>
+              <w:t>”</w:t>
+            </w:r>
+          </w:p>
+        </w:tc>
+        <w:tc>
+          <w:tcPr>
+            <w:tcW w:w="1517" w:type="dxa"/>
+            <w:tcBorders>
+              <w:top w:val="single" w:sz="4" w:space="0" w:color="DDDDDD"/>
+              <w:left w:val="single" w:sz="4" w:space="0" w:color="DDDDDD"/>
+              <w:bottom w:val="single" w:sz="4" w:space="0" w:color="DDDDDD"/>
+              <w:right w:val="single" w:sz="4" w:space="0" w:color="DDDDDD"/>
+            </w:tcBorders>
+          </w:tcPr>
+          <w:p>
+            <w:pPr>
+              <w:spacing w:after="160" w:line="259" w:lineRule="auto"/>
+              <w:ind w:left="0" w:right="0" w:firstLine="0"/>
+              <w:jc w:val="both"/>
+              <w:rPr>
+                <w:sz w:val="24"/>
+              </w:rPr>
+            </w:pPr>
+            <w:r>
+              <w:rPr>
+                <w:sz w:val="24"/>
+              </w:rPr>
+              <w:t>Passed</w:t>
+            </w:r>
+          </w:p>
+        </w:tc>
+      </w:tr>
+      <w:tr>
+        <w:trPr>
+          <w:trHeight w:val="661"/>
+        </w:trPr>
+        <w:tc>
+          <w:tcPr>
+            <w:tcW w:w="1364" w:type="dxa"/>
+            <w:tcBorders>
+              <w:top w:val="single" w:sz="4" w:space="0" w:color="DDDDDD"/>
+              <w:left w:val="single" w:sz="4" w:space="0" w:color="DDDDDD"/>
+              <w:bottom w:val="single" w:sz="4" w:space="0" w:color="DDDDDD"/>
+              <w:right w:val="single" w:sz="4" w:space="0" w:color="DDDDDD"/>
+            </w:tcBorders>
+            <w:shd w:val="clear" w:color="auto" w:fill="FAFAFA"/>
+            <w:vAlign w:val="center"/>
+          </w:tcPr>
+          <w:p>
+            <w:pPr>
+              <w:spacing w:after="0" w:line="259" w:lineRule="auto"/>
+              <w:ind w:left="4" w:right="0" w:firstLine="0"/>
+              <w:jc w:val="both"/>
+              <w:rPr>
+                <w:sz w:val="24"/>
+              </w:rPr>
+            </w:pPr>
+            <w:r>
+              <w:rPr>
+                <w:sz w:val="24"/>
+              </w:rPr>
+              <w:t>TC-R06</w:t>
+            </w:r>
+          </w:p>
+        </w:tc>
+        <w:tc>
+          <w:tcPr>
+            <w:tcW w:w="4663" w:type="dxa"/>
+            <w:tcBorders>
+              <w:top w:val="single" w:sz="4" w:space="0" w:color="DDDDDD"/>
+              <w:left w:val="single" w:sz="4" w:space="0" w:color="DDDDDD"/>
+              <w:bottom w:val="single" w:sz="4" w:space="0" w:color="DDDDDD"/>
+              <w:right w:val="single" w:sz="4" w:space="0" w:color="DDDDDD"/>
+            </w:tcBorders>
+            <w:shd w:val="clear" w:color="auto" w:fill="FAFAFA"/>
+            <w:vAlign w:val="center"/>
+          </w:tcPr>
+          <w:p>
+            <w:pPr>
+              <w:spacing w:after="0" w:line="259" w:lineRule="auto"/>
+              <w:ind w:left="8" w:right="36" w:firstLine="0"/>
+              <w:jc w:val="both"/>
+              <w:rPr>
+                <w:sz w:val="24"/>
+              </w:rPr>
+            </w:pPr>
+            <w:proofErr w:type="spellStart"/>
+            <w:r>
+              <w:rPr>
+                <w:sz w:val="24"/>
+              </w:rPr>
+              <w:t>Registrasi</w:t>
+            </w:r>
+            <w:proofErr w:type="spellEnd"/>
+            <w:r>
+              <w:rPr>
+                <w:sz w:val="24"/>
+              </w:rPr>
+              <w:t xml:space="preserve"> </w:t>
+            </w:r>
+            <w:proofErr w:type="spellStart"/>
+            <w:r>
+              <w:rPr>
+                <w:sz w:val="24"/>
+              </w:rPr>
+              <w:t>gagal</w:t>
+            </w:r>
+            <w:proofErr w:type="spellEnd"/>
+            <w:r>
+              <w:rPr>
+                <w:sz w:val="24"/>
+              </w:rPr>
+              <w:t xml:space="preserve">, </w:t>
+            </w:r>
+            <w:proofErr w:type="spellStart"/>
+            <w:r>
+              <w:rPr>
+                <w:sz w:val="24"/>
+              </w:rPr>
+              <w:t>pesan</w:t>
+            </w:r>
+            <w:proofErr w:type="spellEnd"/>
+            <w:r>
+              <w:rPr>
+                <w:sz w:val="24"/>
+              </w:rPr>
+              <w:t xml:space="preserve">: "Password minimal 8 </w:t>
+            </w:r>
+            <w:proofErr w:type="spellStart"/>
+            <w:r>
+              <w:rPr>
+                <w:sz w:val="24"/>
+              </w:rPr>
+              <w:t>karakter</w:t>
+            </w:r>
+            <w:proofErr w:type="spellEnd"/>
+            <w:r>
+              <w:rPr>
+                <w:sz w:val="24"/>
+              </w:rPr>
+              <w:t>."</w:t>
+            </w:r>
+          </w:p>
+        </w:tc>
+        <w:tc>
+          <w:tcPr>
+            <w:tcW w:w="1812" w:type="dxa"/>
+            <w:tcBorders>
+              <w:top w:val="single" w:sz="4" w:space="0" w:color="DDDDDD"/>
+              <w:left w:val="single" w:sz="4" w:space="0" w:color="DDDDDD"/>
+              <w:bottom w:val="single" w:sz="4" w:space="0" w:color="DDDDDD"/>
+              <w:right w:val="single" w:sz="4" w:space="0" w:color="DDDDDD"/>
+            </w:tcBorders>
+            <w:shd w:val="clear" w:color="auto" w:fill="FAFAFA"/>
+          </w:tcPr>
+          <w:p>
+            <w:pPr>
+              <w:spacing w:after="160" w:line="259" w:lineRule="auto"/>
+              <w:ind w:left="0" w:right="0" w:firstLine="0"/>
+              <w:jc w:val="both"/>
+              <w:rPr>
+                <w:sz w:val="24"/>
+              </w:rPr>
+            </w:pPr>
+            <w:proofErr w:type="spellStart"/>
+            <w:r>
+              <w:rPr>
+                <w:sz w:val="24"/>
+              </w:rPr>
+              <w:t>Registrasi</w:t>
+            </w:r>
+            <w:proofErr w:type="spellEnd"/>
+            <w:r>
+              <w:rPr>
+                <w:sz w:val="24"/>
+              </w:rPr>
+              <w:t xml:space="preserve"> </w:t>
+            </w:r>
+            <w:proofErr w:type="spellStart"/>
+            <w:r>
+              <w:rPr>
+                <w:sz w:val="24"/>
+              </w:rPr>
+              <w:t>berhasil</w:t>
+            </w:r>
+            <w:proofErr w:type="spellEnd"/>
+            <w:r>
+              <w:rPr>
+                <w:sz w:val="24"/>
+              </w:rPr>
+              <w:t xml:space="preserve"> “Akun </w:t>
+            </w:r>
+            <w:proofErr w:type="spellStart"/>
+            <w:r>
+              <w:rPr>
+                <w:sz w:val="24"/>
+              </w:rPr>
+              <w:t>anda</w:t>
+            </w:r>
+            <w:proofErr w:type="spellEnd"/>
+            <w:r>
+              <w:rPr>
+                <w:sz w:val="24"/>
+              </w:rPr>
+              <w:t xml:space="preserve"> </w:t>
+            </w:r>
+            <w:proofErr w:type="spellStart"/>
+            <w:r>
+              <w:rPr>
+                <w:sz w:val="24"/>
+              </w:rPr>
+              <w:t>siap</w:t>
+            </w:r>
+            <w:proofErr w:type="spellEnd"/>
+            <w:r>
+              <w:rPr>
+                <w:sz w:val="24"/>
+              </w:rPr>
+              <w:t xml:space="preserve"> </w:t>
+            </w:r>
+            <w:proofErr w:type="spellStart"/>
+            <w:r>
+              <w:rPr>
+                <w:sz w:val="24"/>
+              </w:rPr>
+              <w:t>untuk</w:t>
+            </w:r>
+            <w:proofErr w:type="spellEnd"/>
+            <w:r>
+              <w:rPr>
+                <w:sz w:val="24"/>
+              </w:rPr>
+              <w:t xml:space="preserve"> </w:t>
+            </w:r>
+            <w:r>
+              <w:rPr>
+                <w:sz w:val="24"/>
+              </w:rPr>
+              <w:lastRenderedPageBreak/>
+              <w:t xml:space="preserve">di </w:t>
+            </w:r>
+            <w:proofErr w:type="spellStart"/>
+            <w:r>
+              <w:rPr>
+                <w:sz w:val="24"/>
+              </w:rPr>
+              <w:t>pakai</w:t>
+            </w:r>
+            <w:proofErr w:type="spellEnd"/>
+            <w:r>
+              <w:rPr>
+                <w:sz w:val="24"/>
+              </w:rPr>
+              <w:t xml:space="preserve"> </w:t>
+            </w:r>
+            <w:proofErr w:type="spellStart"/>
+            <w:r>
+              <w:rPr>
+                <w:sz w:val="24"/>
+              </w:rPr>
+              <w:t>jual</w:t>
+            </w:r>
+            <w:proofErr w:type="spellEnd"/>
+            <w:r>
+              <w:rPr>
+                <w:sz w:val="24"/>
+              </w:rPr>
+              <w:t xml:space="preserve"> </w:t>
+            </w:r>
+            <w:proofErr w:type="spellStart"/>
+            <w:r>
+              <w:rPr>
+                <w:sz w:val="24"/>
+              </w:rPr>
+              <w:t>beli</w:t>
+            </w:r>
+            <w:proofErr w:type="spellEnd"/>
+            <w:r>
+              <w:rPr>
+                <w:sz w:val="24"/>
+              </w:rPr>
+              <w:t>”</w:t>
+            </w:r>
+          </w:p>
+        </w:tc>
+        <w:tc>
+          <w:tcPr>
+            <w:tcW w:w="1517" w:type="dxa"/>
+            <w:tcBorders>
+              <w:top w:val="single" w:sz="4" w:space="0" w:color="DDDDDD"/>
+              <w:left w:val="single" w:sz="4" w:space="0" w:color="DDDDDD"/>
+              <w:bottom w:val="single" w:sz="4" w:space="0" w:color="DDDDDD"/>
+              <w:right w:val="single" w:sz="4" w:space="0" w:color="DDDDDD"/>
+            </w:tcBorders>
+            <w:shd w:val="clear" w:color="auto" w:fill="FAFAFA"/>
+          </w:tcPr>
+          <w:p>
+            <w:pPr>
+              <w:spacing w:after="160" w:line="259" w:lineRule="auto"/>
+              <w:ind w:left="0" w:right="0" w:firstLine="0"/>
+              <w:jc w:val="both"/>
+              <w:rPr>
+                <w:sz w:val="24"/>
+              </w:rPr>
+            </w:pPr>
+            <w:r>
+              <w:rPr>
+                <w:sz w:val="24"/>
+              </w:rPr>
+              <w:lastRenderedPageBreak/>
+              <w:t>failed</w:t>
             </w:r>
           </w:p>
         </w:tc>
@@ -14417,7 +15136,6 @@
               <w:bottom w:val="single" w:sz="4" w:space="0" w:color="DDDDDD"/>
               <w:right w:val="single" w:sz="4" w:space="0" w:color="DDDDDD"/>
             </w:tcBorders>
-            <w:shd w:val="clear" w:color="auto" w:fill="FAFAFA"/>
             <w:vAlign w:val="center"/>
           </w:tcPr>
           <w:p>
@@ -14433,7 +15151,7 @@
               <w:rPr>
                 <w:sz w:val="24"/>
               </w:rPr>
-              <w:t>TC-R04</w:t>
+              <w:t>TC-R07</w:t>
             </w:r>
           </w:p>
         </w:tc>
@@ -14446,13 +15164,12 @@
               <w:bottom w:val="single" w:sz="4" w:space="0" w:color="DDDDDD"/>
               <w:right w:val="single" w:sz="4" w:space="0" w:color="DDDDDD"/>
             </w:tcBorders>
-            <w:shd w:val="clear" w:color="auto" w:fill="FAFAFA"/>
-            <w:vAlign w:val="center"/>
-          </w:tcPr>
-          <w:p>
-            <w:pPr>
-              <w:spacing w:after="0" w:line="259" w:lineRule="auto"/>
-              <w:ind w:left="8" w:right="36" w:firstLine="0"/>
+            <w:vAlign w:val="center"/>
+          </w:tcPr>
+          <w:p>
+            <w:pPr>
+              <w:spacing w:after="0" w:line="259" w:lineRule="auto"/>
+              <w:ind w:left="8" w:right="0" w:firstLine="0"/>
               <w:jc w:val="both"/>
               <w:rPr>
                 <w:sz w:val="24"/>
@@ -14480,54 +15197,6 @@
               <w:t>berhasil</w:t>
             </w:r>
             <w:proofErr w:type="spellEnd"/>
-            <w:r>
-              <w:rPr>
-                <w:sz w:val="24"/>
-              </w:rPr>
-              <w:t xml:space="preserve"> (</w:t>
-            </w:r>
-            <w:proofErr w:type="spellStart"/>
-            <w:r>
-              <w:rPr>
-                <w:sz w:val="24"/>
-              </w:rPr>
-              <w:t>lanjut</w:t>
-            </w:r>
-            <w:proofErr w:type="spellEnd"/>
-            <w:r>
-              <w:rPr>
-                <w:sz w:val="24"/>
-              </w:rPr>
-              <w:t xml:space="preserve"> </w:t>
-            </w:r>
-            <w:proofErr w:type="spellStart"/>
-            <w:r>
-              <w:rPr>
-                <w:sz w:val="24"/>
-              </w:rPr>
-              <w:t>ke</w:t>
-            </w:r>
-            <w:proofErr w:type="spellEnd"/>
-            <w:r>
-              <w:rPr>
-                <w:sz w:val="24"/>
-              </w:rPr>
-              <w:t xml:space="preserve"> </w:t>
-            </w:r>
-            <w:proofErr w:type="spellStart"/>
-            <w:r>
-              <w:rPr>
-                <w:sz w:val="24"/>
-              </w:rPr>
-              <w:t>validasi</w:t>
-            </w:r>
-            <w:proofErr w:type="spellEnd"/>
-            <w:r>
-              <w:rPr>
-                <w:sz w:val="24"/>
-              </w:rPr>
-              <w:t xml:space="preserve"> field lain)</w:t>
-            </w:r>
           </w:p>
         </w:tc>
         <w:tc>
@@ -14539,7 +15208,6 @@
               <w:bottom w:val="single" w:sz="4" w:space="0" w:color="DDDDDD"/>
               <w:right w:val="single" w:sz="4" w:space="0" w:color="DDDDDD"/>
             </w:tcBorders>
-            <w:shd w:val="clear" w:color="auto" w:fill="FAFAFA"/>
           </w:tcPr>
           <w:p>
             <w:pPr>
@@ -14572,6 +15240,96 @@
               <w:t>berhasil</w:t>
             </w:r>
             <w:proofErr w:type="spellEnd"/>
+            <w:r>
+              <w:rPr>
+                <w:sz w:val="24"/>
+              </w:rPr>
+              <w:t xml:space="preserve"> “Akun </w:t>
+            </w:r>
+            <w:proofErr w:type="spellStart"/>
+            <w:r>
+              <w:rPr>
+                <w:sz w:val="24"/>
+              </w:rPr>
+              <w:t>anda</w:t>
+            </w:r>
+            <w:proofErr w:type="spellEnd"/>
+            <w:r>
+              <w:rPr>
+                <w:sz w:val="24"/>
+              </w:rPr>
+              <w:t xml:space="preserve"> </w:t>
+            </w:r>
+            <w:proofErr w:type="spellStart"/>
+            <w:r>
+              <w:rPr>
+                <w:sz w:val="24"/>
+              </w:rPr>
+              <w:t>siap</w:t>
+            </w:r>
+            <w:proofErr w:type="spellEnd"/>
+            <w:r>
+              <w:rPr>
+                <w:sz w:val="24"/>
+              </w:rPr>
+              <w:t xml:space="preserve"> </w:t>
+            </w:r>
+            <w:proofErr w:type="spellStart"/>
+            <w:r>
+              <w:rPr>
+                <w:sz w:val="24"/>
+              </w:rPr>
+              <w:t>untuk</w:t>
+            </w:r>
+            <w:proofErr w:type="spellEnd"/>
+            <w:r>
+              <w:rPr>
+                <w:sz w:val="24"/>
+              </w:rPr>
+              <w:t xml:space="preserve"> di </w:t>
+            </w:r>
+            <w:proofErr w:type="spellStart"/>
+            <w:r>
+              <w:rPr>
+                <w:sz w:val="24"/>
+              </w:rPr>
+              <w:t>pakai</w:t>
+            </w:r>
+            <w:proofErr w:type="spellEnd"/>
+            <w:r>
+              <w:rPr>
+                <w:sz w:val="24"/>
+              </w:rPr>
+              <w:t xml:space="preserve"> </w:t>
+            </w:r>
+            <w:proofErr w:type="spellStart"/>
+            <w:r>
+              <w:rPr>
+                <w:sz w:val="24"/>
+              </w:rPr>
+              <w:t>jual</w:t>
+            </w:r>
+            <w:proofErr w:type="spellEnd"/>
+            <w:r>
+              <w:rPr>
+                <w:sz w:val="24"/>
+              </w:rPr>
+              <w:t xml:space="preserve"> </w:t>
+            </w:r>
+            <w:proofErr w:type="spellStart"/>
+            <w:r>
+              <w:rPr>
+                <w:sz w:val="24"/>
+              </w:rPr>
+              <w:t>beli</w:t>
+            </w:r>
+            <w:proofErr w:type="spellEnd"/>
+            <w:r>
+              <w:rPr>
+                <w:sz w:val="24"/>
+              </w:rPr>
+              <w:t>”</w:t>
+            </w:r>
           </w:p>
         </w:tc>
         <w:tc>
@@ -14583,7 +15341,6 @@
               <w:bottom w:val="single" w:sz="4" w:space="0" w:color="DDDDDD"/>
               <w:right w:val="single" w:sz="4" w:space="0" w:color="DDDDDD"/>
             </w:tcBorders>
-            <w:shd w:val="clear" w:color="auto" w:fill="FAFAFA"/>
           </w:tcPr>
           <w:p>
             <w:pPr>
@@ -14598,7 +15355,801 @@
               <w:rPr>
                 <w:sz w:val="24"/>
               </w:rPr>
-              <w:t>Field</w:t>
+              <w:t>Passed</w:t>
+            </w:r>
+          </w:p>
+        </w:tc>
+      </w:tr>
+      <w:tr>
+        <w:trPr>
+          <w:trHeight w:val="431"/>
+        </w:trPr>
+        <w:tc>
+          <w:tcPr>
+            <w:tcW w:w="1364" w:type="dxa"/>
+            <w:tcBorders>
+              <w:top w:val="single" w:sz="4" w:space="0" w:color="DDDDDD"/>
+              <w:left w:val="single" w:sz="4" w:space="0" w:color="DDDDDD"/>
+              <w:bottom w:val="single" w:sz="4" w:space="0" w:color="DDDDDD"/>
+              <w:right w:val="single" w:sz="4" w:space="0" w:color="DDDDDD"/>
+            </w:tcBorders>
+            <w:shd w:val="clear" w:color="auto" w:fill="FAFAFA"/>
+            <w:vAlign w:val="center"/>
+          </w:tcPr>
+          <w:p>
+            <w:pPr>
+              <w:spacing w:after="0" w:line="259" w:lineRule="auto"/>
+              <w:ind w:left="4" w:right="0" w:firstLine="0"/>
+              <w:jc w:val="both"/>
+              <w:rPr>
+                <w:sz w:val="24"/>
+              </w:rPr>
+            </w:pPr>
+            <w:r>
+              <w:rPr>
+                <w:sz w:val="24"/>
+              </w:rPr>
+              <w:t>TC-R08</w:t>
+            </w:r>
+          </w:p>
+        </w:tc>
+        <w:tc>
+          <w:tcPr>
+            <w:tcW w:w="4663" w:type="dxa"/>
+            <w:tcBorders>
+              <w:top w:val="single" w:sz="4" w:space="0" w:color="DDDDDD"/>
+              <w:left w:val="single" w:sz="4" w:space="0" w:color="DDDDDD"/>
+              <w:bottom w:val="single" w:sz="4" w:space="0" w:color="DDDDDD"/>
+              <w:right w:val="single" w:sz="4" w:space="0" w:color="DDDDDD"/>
+            </w:tcBorders>
+            <w:shd w:val="clear" w:color="auto" w:fill="FAFAFA"/>
+            <w:vAlign w:val="center"/>
+          </w:tcPr>
+          <w:p>
+            <w:pPr>
+              <w:spacing w:after="0" w:line="259" w:lineRule="auto"/>
+              <w:ind w:left="8" w:right="0" w:firstLine="0"/>
+              <w:jc w:val="both"/>
+              <w:rPr>
+                <w:sz w:val="24"/>
+              </w:rPr>
+            </w:pPr>
+            <w:proofErr w:type="spellStart"/>
+            <w:r>
+              <w:rPr>
+                <w:sz w:val="24"/>
+              </w:rPr>
+              <w:t>Registrasi</w:t>
+            </w:r>
+            <w:proofErr w:type="spellEnd"/>
+            <w:r>
+              <w:rPr>
+                <w:sz w:val="24"/>
+              </w:rPr>
+              <w:t xml:space="preserve"> </w:t>
+            </w:r>
+            <w:proofErr w:type="spellStart"/>
+            <w:r>
+              <w:rPr>
+                <w:sz w:val="24"/>
+              </w:rPr>
+              <w:t>gagal</w:t>
+            </w:r>
+            <w:proofErr w:type="spellEnd"/>
+            <w:r>
+              <w:rPr>
+                <w:sz w:val="24"/>
+              </w:rPr>
+              <w:t xml:space="preserve">, </w:t>
+            </w:r>
+            <w:proofErr w:type="spellStart"/>
+            <w:r>
+              <w:rPr>
+                <w:sz w:val="24"/>
+              </w:rPr>
+              <w:t>pesan</w:t>
+            </w:r>
+            <w:proofErr w:type="spellEnd"/>
+            <w:r>
+              <w:rPr>
+                <w:sz w:val="24"/>
+              </w:rPr>
+              <w:t>: "</w:t>
+            </w:r>
+            <w:proofErr w:type="spellStart"/>
+            <w:r>
+              <w:rPr>
+                <w:sz w:val="24"/>
+              </w:rPr>
+              <w:t>Nomor</w:t>
+            </w:r>
+            <w:proofErr w:type="spellEnd"/>
+            <w:r>
+              <w:rPr>
+                <w:sz w:val="24"/>
+              </w:rPr>
+              <w:t xml:space="preserve"> HP </w:t>
+            </w:r>
+            <w:proofErr w:type="spellStart"/>
+            <w:r>
+              <w:rPr>
+                <w:sz w:val="24"/>
+              </w:rPr>
+              <w:t>tidak</w:t>
+            </w:r>
+            <w:proofErr w:type="spellEnd"/>
+            <w:r>
+              <w:rPr>
+                <w:sz w:val="24"/>
+              </w:rPr>
+              <w:t xml:space="preserve"> valid."</w:t>
+            </w:r>
+          </w:p>
+        </w:tc>
+        <w:tc>
+          <w:tcPr>
+            <w:tcW w:w="1812" w:type="dxa"/>
+            <w:tcBorders>
+              <w:top w:val="single" w:sz="4" w:space="0" w:color="DDDDDD"/>
+              <w:left w:val="single" w:sz="4" w:space="0" w:color="DDDDDD"/>
+              <w:bottom w:val="single" w:sz="4" w:space="0" w:color="DDDDDD"/>
+              <w:right w:val="single" w:sz="4" w:space="0" w:color="DDDDDD"/>
+            </w:tcBorders>
+            <w:shd w:val="clear" w:color="auto" w:fill="FAFAFA"/>
+          </w:tcPr>
+          <w:p>
+            <w:pPr>
+              <w:spacing w:after="160" w:line="259" w:lineRule="auto"/>
+              <w:ind w:left="0" w:right="0" w:firstLine="0"/>
+              <w:jc w:val="both"/>
+              <w:rPr>
+                <w:sz w:val="24"/>
+              </w:rPr>
+            </w:pPr>
+            <w:proofErr w:type="spellStart"/>
+            <w:r>
+              <w:rPr>
+                <w:sz w:val="24"/>
+              </w:rPr>
+              <w:t>Registrasi</w:t>
+            </w:r>
+            <w:proofErr w:type="spellEnd"/>
+            <w:r>
+              <w:rPr>
+                <w:sz w:val="24"/>
+              </w:rPr>
+              <w:t xml:space="preserve"> </w:t>
+            </w:r>
+            <w:proofErr w:type="spellStart"/>
+            <w:r>
+              <w:rPr>
+                <w:sz w:val="24"/>
+              </w:rPr>
+              <w:t>berhasil</w:t>
+            </w:r>
+            <w:proofErr w:type="spellEnd"/>
+            <w:r>
+              <w:rPr>
+                <w:sz w:val="24"/>
+              </w:rPr>
+              <w:t xml:space="preserve"> “Akun </w:t>
+            </w:r>
+            <w:proofErr w:type="spellStart"/>
+            <w:r>
+              <w:rPr>
+                <w:sz w:val="24"/>
+              </w:rPr>
+              <w:t>anda</w:t>
+            </w:r>
+            <w:proofErr w:type="spellEnd"/>
+            <w:r>
+              <w:rPr>
+                <w:sz w:val="24"/>
+              </w:rPr>
+              <w:t xml:space="preserve"> </w:t>
+            </w:r>
+            <w:proofErr w:type="spellStart"/>
+            <w:r>
+              <w:rPr>
+                <w:sz w:val="24"/>
+              </w:rPr>
+              <w:t>siap</w:t>
+            </w:r>
+            <w:proofErr w:type="spellEnd"/>
+            <w:r>
+              <w:rPr>
+                <w:sz w:val="24"/>
+              </w:rPr>
+              <w:t xml:space="preserve"> </w:t>
+            </w:r>
+            <w:proofErr w:type="spellStart"/>
+            <w:r>
+              <w:rPr>
+                <w:sz w:val="24"/>
+              </w:rPr>
+              <w:t>untuk</w:t>
+            </w:r>
+            <w:proofErr w:type="spellEnd"/>
+            <w:r>
+              <w:rPr>
+                <w:sz w:val="24"/>
+              </w:rPr>
+              <w:t xml:space="preserve"> di </w:t>
+            </w:r>
+            <w:proofErr w:type="spellStart"/>
+            <w:r>
+              <w:rPr>
+                <w:sz w:val="24"/>
+              </w:rPr>
+              <w:t>pakai</w:t>
+            </w:r>
+            <w:proofErr w:type="spellEnd"/>
+            <w:r>
+              <w:rPr>
+                <w:sz w:val="24"/>
+              </w:rPr>
+              <w:t xml:space="preserve"> </w:t>
+            </w:r>
+            <w:proofErr w:type="spellStart"/>
+            <w:r>
+              <w:rPr>
+                <w:sz w:val="24"/>
+              </w:rPr>
+              <w:t>jual</w:t>
+            </w:r>
+            <w:proofErr w:type="spellEnd"/>
+            <w:r>
+              <w:rPr>
+                <w:sz w:val="24"/>
+              </w:rPr>
+              <w:t xml:space="preserve"> </w:t>
+            </w:r>
+            <w:proofErr w:type="spellStart"/>
+            <w:r>
+              <w:rPr>
+                <w:sz w:val="24"/>
+              </w:rPr>
+              <w:t>beli</w:t>
+            </w:r>
+            <w:proofErr w:type="spellEnd"/>
+            <w:r>
+              <w:rPr>
+                <w:sz w:val="24"/>
+              </w:rPr>
+              <w:t>”</w:t>
+            </w:r>
+          </w:p>
+        </w:tc>
+        <w:tc>
+          <w:tcPr>
+            <w:tcW w:w="1517" w:type="dxa"/>
+            <w:tcBorders>
+              <w:top w:val="single" w:sz="4" w:space="0" w:color="DDDDDD"/>
+              <w:left w:val="single" w:sz="4" w:space="0" w:color="DDDDDD"/>
+              <w:bottom w:val="single" w:sz="4" w:space="0" w:color="DDDDDD"/>
+              <w:right w:val="single" w:sz="4" w:space="0" w:color="DDDDDD"/>
+            </w:tcBorders>
+            <w:shd w:val="clear" w:color="auto" w:fill="FAFAFA"/>
+          </w:tcPr>
+          <w:p>
+            <w:pPr>
+              <w:spacing w:after="160" w:line="259" w:lineRule="auto"/>
+              <w:ind w:left="0" w:right="0" w:firstLine="0"/>
+              <w:jc w:val="both"/>
+              <w:rPr>
+                <w:sz w:val="24"/>
+              </w:rPr>
+            </w:pPr>
+            <w:r>
+              <w:rPr>
+                <w:sz w:val="24"/>
+              </w:rPr>
+              <w:t>failed</w:t>
+            </w:r>
+          </w:p>
+        </w:tc>
+      </w:tr>
+      <w:tr>
+        <w:trPr>
+          <w:trHeight w:val="661"/>
+        </w:trPr>
+        <w:tc>
+          <w:tcPr>
+            <w:tcW w:w="1364" w:type="dxa"/>
+            <w:tcBorders>
+              <w:top w:val="single" w:sz="4" w:space="0" w:color="DDDDDD"/>
+              <w:left w:val="single" w:sz="4" w:space="0" w:color="DDDDDD"/>
+              <w:bottom w:val="single" w:sz="4" w:space="0" w:color="DDDDDD"/>
+              <w:right w:val="single" w:sz="4" w:space="0" w:color="DDDDDD"/>
+            </w:tcBorders>
+            <w:vAlign w:val="center"/>
+          </w:tcPr>
+          <w:p>
+            <w:pPr>
+              <w:spacing w:after="0" w:line="259" w:lineRule="auto"/>
+              <w:ind w:left="4" w:right="0" w:firstLine="0"/>
+              <w:jc w:val="both"/>
+              <w:rPr>
+                <w:sz w:val="24"/>
+              </w:rPr>
+            </w:pPr>
+            <w:r>
+              <w:rPr>
+                <w:sz w:val="24"/>
+              </w:rPr>
+              <w:t>TC-R09</w:t>
+            </w:r>
+          </w:p>
+        </w:tc>
+        <w:tc>
+          <w:tcPr>
+            <w:tcW w:w="4663" w:type="dxa"/>
+            <w:tcBorders>
+              <w:top w:val="single" w:sz="4" w:space="0" w:color="DDDDDD"/>
+              <w:left w:val="single" w:sz="4" w:space="0" w:color="DDDDDD"/>
+              <w:bottom w:val="single" w:sz="4" w:space="0" w:color="DDDDDD"/>
+              <w:right w:val="single" w:sz="4" w:space="0" w:color="DDDDDD"/>
+            </w:tcBorders>
+            <w:vAlign w:val="center"/>
+          </w:tcPr>
+          <w:p>
+            <w:pPr>
+              <w:spacing w:after="0" w:line="259" w:lineRule="auto"/>
+              <w:ind w:left="8" w:right="0" w:firstLine="0"/>
+              <w:jc w:val="both"/>
+              <w:rPr>
+                <w:sz w:val="24"/>
+              </w:rPr>
+            </w:pPr>
+            <w:proofErr w:type="spellStart"/>
+            <w:r>
+              <w:rPr>
+                <w:sz w:val="24"/>
+              </w:rPr>
+              <w:t>Registrasi</w:t>
+            </w:r>
+            <w:proofErr w:type="spellEnd"/>
+            <w:r>
+              <w:rPr>
+                <w:sz w:val="24"/>
+              </w:rPr>
+              <w:t xml:space="preserve"> </w:t>
+            </w:r>
+            <w:proofErr w:type="spellStart"/>
+            <w:r>
+              <w:rPr>
+                <w:sz w:val="24"/>
+              </w:rPr>
+              <w:t>berhasil</w:t>
+            </w:r>
+            <w:proofErr w:type="spellEnd"/>
+            <w:r>
+              <w:rPr>
+                <w:sz w:val="24"/>
+              </w:rPr>
+              <w:t xml:space="preserve"> </w:t>
+            </w:r>
+            <w:proofErr w:type="spellStart"/>
+            <w:r>
+              <w:rPr>
+                <w:sz w:val="24"/>
+              </w:rPr>
+              <w:t>tanpa</w:t>
+            </w:r>
+            <w:proofErr w:type="spellEnd"/>
+            <w:r>
+              <w:rPr>
+                <w:sz w:val="24"/>
+              </w:rPr>
+              <w:t xml:space="preserve"> </w:t>
+            </w:r>
+            <w:proofErr w:type="spellStart"/>
+            <w:r>
+              <w:rPr>
+                <w:sz w:val="24"/>
+              </w:rPr>
+              <w:t>nomor</w:t>
+            </w:r>
+            <w:proofErr w:type="spellEnd"/>
+            <w:r>
+              <w:rPr>
+                <w:sz w:val="24"/>
+              </w:rPr>
+              <w:t xml:space="preserve"> HP</w:t>
+            </w:r>
+          </w:p>
+        </w:tc>
+        <w:tc>
+          <w:tcPr>
+            <w:tcW w:w="1812" w:type="dxa"/>
+            <w:tcBorders>
+              <w:top w:val="single" w:sz="4" w:space="0" w:color="DDDDDD"/>
+              <w:left w:val="single" w:sz="4" w:space="0" w:color="DDDDDD"/>
+              <w:bottom w:val="single" w:sz="4" w:space="0" w:color="DDDDDD"/>
+              <w:right w:val="single" w:sz="4" w:space="0" w:color="DDDDDD"/>
+            </w:tcBorders>
+          </w:tcPr>
+          <w:p>
+            <w:pPr>
+              <w:spacing w:after="160" w:line="259" w:lineRule="auto"/>
+              <w:ind w:left="0" w:right="0" w:firstLine="0"/>
+              <w:jc w:val="both"/>
+              <w:rPr>
+                <w:sz w:val="24"/>
+              </w:rPr>
+            </w:pPr>
+            <w:proofErr w:type="spellStart"/>
+            <w:r>
+              <w:rPr>
+                <w:sz w:val="24"/>
+              </w:rPr>
+              <w:t>Registrasi</w:t>
+            </w:r>
+            <w:proofErr w:type="spellEnd"/>
+            <w:r>
+              <w:rPr>
+                <w:sz w:val="24"/>
+              </w:rPr>
+              <w:t xml:space="preserve"> </w:t>
+            </w:r>
+            <w:proofErr w:type="spellStart"/>
+            <w:r>
+              <w:rPr>
+                <w:sz w:val="24"/>
+              </w:rPr>
+              <w:t>berhasil</w:t>
+            </w:r>
+            <w:proofErr w:type="spellEnd"/>
+            <w:r>
+              <w:rPr>
+                <w:sz w:val="24"/>
+              </w:rPr>
+              <w:t xml:space="preserve"> “Akun </w:t>
+            </w:r>
+            <w:proofErr w:type="spellStart"/>
+            <w:r>
+              <w:rPr>
+                <w:sz w:val="24"/>
+              </w:rPr>
+              <w:t>anda</w:t>
+            </w:r>
+            <w:proofErr w:type="spellEnd"/>
+            <w:r>
+              <w:rPr>
+                <w:sz w:val="24"/>
+              </w:rPr>
+              <w:t xml:space="preserve"> </w:t>
+            </w:r>
+            <w:proofErr w:type="spellStart"/>
+            <w:r>
+              <w:rPr>
+                <w:sz w:val="24"/>
+              </w:rPr>
+              <w:t>siap</w:t>
+            </w:r>
+            <w:proofErr w:type="spellEnd"/>
+            <w:r>
+              <w:rPr>
+                <w:sz w:val="24"/>
+              </w:rPr>
+              <w:t xml:space="preserve"> </w:t>
+            </w:r>
+            <w:proofErr w:type="spellStart"/>
+            <w:r>
+              <w:rPr>
+                <w:sz w:val="24"/>
+              </w:rPr>
+              <w:t>untuk</w:t>
+            </w:r>
+            <w:proofErr w:type="spellEnd"/>
+            <w:r>
+              <w:rPr>
+                <w:sz w:val="24"/>
+              </w:rPr>
+              <w:t xml:space="preserve"> di </w:t>
+            </w:r>
+            <w:proofErr w:type="spellStart"/>
+            <w:r>
+              <w:rPr>
+                <w:sz w:val="24"/>
+              </w:rPr>
+              <w:t>pakai</w:t>
+            </w:r>
+            <w:proofErr w:type="spellEnd"/>
+            <w:r>
+              <w:rPr>
+                <w:sz w:val="24"/>
+              </w:rPr>
+              <w:t xml:space="preserve"> </w:t>
+            </w:r>
+            <w:proofErr w:type="spellStart"/>
+            <w:r>
+              <w:rPr>
+                <w:sz w:val="24"/>
+              </w:rPr>
+              <w:t>jual</w:t>
+            </w:r>
+            <w:proofErr w:type="spellEnd"/>
+            <w:r>
+              <w:rPr>
+                <w:sz w:val="24"/>
+              </w:rPr>
+              <w:t xml:space="preserve"> </w:t>
+            </w:r>
+            <w:proofErr w:type="spellStart"/>
+            <w:r>
+              <w:rPr>
+                <w:sz w:val="24"/>
+              </w:rPr>
+              <w:t>beli</w:t>
+            </w:r>
+            <w:proofErr w:type="spellEnd"/>
+            <w:r>
+              <w:rPr>
+                <w:sz w:val="24"/>
+              </w:rPr>
+              <w:t>”</w:t>
+            </w:r>
+          </w:p>
+        </w:tc>
+        <w:tc>
+          <w:tcPr>
+            <w:tcW w:w="1517" w:type="dxa"/>
+            <w:tcBorders>
+              <w:top w:val="single" w:sz="4" w:space="0" w:color="DDDDDD"/>
+              <w:left w:val="single" w:sz="4" w:space="0" w:color="DDDDDD"/>
+              <w:bottom w:val="single" w:sz="4" w:space="0" w:color="DDDDDD"/>
+              <w:right w:val="single" w:sz="4" w:space="0" w:color="DDDDDD"/>
+            </w:tcBorders>
+          </w:tcPr>
+          <w:p>
+            <w:pPr>
+              <w:spacing w:after="160" w:line="259" w:lineRule="auto"/>
+              <w:ind w:left="0" w:right="0" w:firstLine="0"/>
+              <w:jc w:val="both"/>
+              <w:rPr>
+                <w:sz w:val="24"/>
+              </w:rPr>
+            </w:pPr>
+            <w:r>
+              <w:rPr>
+                <w:sz w:val="24"/>
+              </w:rPr>
+              <w:t>Passed</w:t>
+            </w:r>
+          </w:p>
+        </w:tc>
+      </w:tr>
+      <w:tr>
+        <w:trPr>
+          <w:trHeight w:val="428"/>
+        </w:trPr>
+        <w:tc>
+          <w:tcPr>
+            <w:tcW w:w="1364" w:type="dxa"/>
+            <w:tcBorders>
+              <w:top w:val="single" w:sz="4" w:space="0" w:color="DDDDDD"/>
+              <w:left w:val="single" w:sz="4" w:space="0" w:color="DDDDDD"/>
+              <w:bottom w:val="single" w:sz="4" w:space="0" w:color="DDDDDD"/>
+              <w:right w:val="single" w:sz="4" w:space="0" w:color="DDDDDD"/>
+            </w:tcBorders>
+            <w:shd w:val="clear" w:color="auto" w:fill="FAFAFA"/>
+            <w:vAlign w:val="center"/>
+          </w:tcPr>
+          <w:p>
+            <w:pPr>
+              <w:spacing w:after="0" w:line="259" w:lineRule="auto"/>
+              <w:ind w:left="4" w:right="0" w:firstLine="0"/>
+              <w:jc w:val="both"/>
+              <w:rPr>
+                <w:sz w:val="24"/>
+              </w:rPr>
+            </w:pPr>
+            <w:r>
+              <w:rPr>
+                <w:sz w:val="24"/>
+              </w:rPr>
+              <w:t>TC-R10</w:t>
+            </w:r>
+          </w:p>
+        </w:tc>
+        <w:tc>
+          <w:tcPr>
+            <w:tcW w:w="4663" w:type="dxa"/>
+            <w:tcBorders>
+              <w:top w:val="single" w:sz="4" w:space="0" w:color="DDDDDD"/>
+              <w:left w:val="single" w:sz="4" w:space="0" w:color="DDDDDD"/>
+              <w:bottom w:val="single" w:sz="4" w:space="0" w:color="DDDDDD"/>
+              <w:right w:val="single" w:sz="4" w:space="0" w:color="DDDDDD"/>
+            </w:tcBorders>
+            <w:shd w:val="clear" w:color="auto" w:fill="FAFAFA"/>
+            <w:vAlign w:val="center"/>
+          </w:tcPr>
+          <w:p>
+            <w:pPr>
+              <w:spacing w:after="0" w:line="259" w:lineRule="auto"/>
+              <w:ind w:left="8" w:right="0" w:firstLine="0"/>
+              <w:jc w:val="both"/>
+              <w:rPr>
+                <w:sz w:val="24"/>
+              </w:rPr>
+            </w:pPr>
+            <w:proofErr w:type="spellStart"/>
+            <w:r>
+              <w:rPr>
+                <w:sz w:val="24"/>
+              </w:rPr>
+              <w:t>Registrasi</w:t>
+            </w:r>
+            <w:proofErr w:type="spellEnd"/>
+            <w:r>
+              <w:rPr>
+                <w:sz w:val="24"/>
+              </w:rPr>
+              <w:t xml:space="preserve"> </w:t>
+            </w:r>
+            <w:proofErr w:type="spellStart"/>
+            <w:r>
+              <w:rPr>
+                <w:sz w:val="24"/>
+              </w:rPr>
+              <w:t>gagal</w:t>
+            </w:r>
+            <w:proofErr w:type="spellEnd"/>
+            <w:r>
+              <w:rPr>
+                <w:sz w:val="24"/>
+              </w:rPr>
+              <w:t xml:space="preserve">, </w:t>
+            </w:r>
+            <w:proofErr w:type="spellStart"/>
+            <w:r>
+              <w:rPr>
+                <w:sz w:val="24"/>
+              </w:rPr>
+              <w:t>pesan</w:t>
+            </w:r>
+            <w:proofErr w:type="spellEnd"/>
+            <w:r>
+              <w:rPr>
+                <w:sz w:val="24"/>
+              </w:rPr>
+              <w:t xml:space="preserve">: "Nama </w:t>
+            </w:r>
+            <w:proofErr w:type="spellStart"/>
+            <w:r>
+              <w:rPr>
+                <w:sz w:val="24"/>
+              </w:rPr>
+              <w:t>kampus</w:t>
+            </w:r>
+            <w:proofErr w:type="spellEnd"/>
+            <w:r>
+              <w:rPr>
+                <w:sz w:val="24"/>
+              </w:rPr>
+              <w:t xml:space="preserve"> </w:t>
+            </w:r>
+            <w:proofErr w:type="spellStart"/>
+            <w:r>
+              <w:rPr>
+                <w:sz w:val="24"/>
+              </w:rPr>
+              <w:t>wajib</w:t>
+            </w:r>
+            <w:proofErr w:type="spellEnd"/>
+            <w:r>
+              <w:rPr>
+                <w:sz w:val="24"/>
+              </w:rPr>
+              <w:t xml:space="preserve"> </w:t>
+            </w:r>
+            <w:proofErr w:type="spellStart"/>
+            <w:r>
+              <w:rPr>
+                <w:sz w:val="24"/>
+              </w:rPr>
+              <w:t>diisi</w:t>
+            </w:r>
+            <w:proofErr w:type="spellEnd"/>
+            <w:r>
+              <w:rPr>
+                <w:sz w:val="24"/>
+              </w:rPr>
+              <w:t>."</w:t>
+            </w:r>
+          </w:p>
+        </w:tc>
+        <w:tc>
+          <w:tcPr>
+            <w:tcW w:w="1812" w:type="dxa"/>
+            <w:tcBorders>
+              <w:top w:val="single" w:sz="4" w:space="0" w:color="DDDDDD"/>
+              <w:left w:val="single" w:sz="4" w:space="0" w:color="DDDDDD"/>
+              <w:bottom w:val="single" w:sz="4" w:space="0" w:color="DDDDDD"/>
+              <w:right w:val="single" w:sz="4" w:space="0" w:color="DDDDDD"/>
+            </w:tcBorders>
+            <w:shd w:val="clear" w:color="auto" w:fill="FAFAFA"/>
+          </w:tcPr>
+          <w:p>
+            <w:pPr>
+              <w:spacing w:after="160" w:line="259" w:lineRule="auto"/>
+              <w:ind w:left="0" w:right="0" w:firstLine="0"/>
+              <w:jc w:val="both"/>
+              <w:rPr>
+                <w:sz w:val="24"/>
+              </w:rPr>
+            </w:pPr>
+            <w:proofErr w:type="spellStart"/>
+            <w:r>
+              <w:rPr>
+                <w:sz w:val="24"/>
+              </w:rPr>
+              <w:t>Registrasi</w:t>
+            </w:r>
+            <w:proofErr w:type="spellEnd"/>
+            <w:r>
+              <w:rPr>
+                <w:sz w:val="24"/>
+              </w:rPr>
+              <w:t xml:space="preserve"> </w:t>
+            </w:r>
+            <w:proofErr w:type="spellStart"/>
+            <w:r>
+              <w:rPr>
+                <w:sz w:val="24"/>
+              </w:rPr>
+              <w:t>gagal</w:t>
+            </w:r>
+            <w:proofErr w:type="spellEnd"/>
+            <w:r>
+              <w:rPr>
+                <w:sz w:val="24"/>
+              </w:rPr>
+              <w:br/>
+              <w:t xml:space="preserve">“input </w:t>
+            </w:r>
+            <w:proofErr w:type="spellStart"/>
+            <w:r>
+              <w:rPr>
+                <w:sz w:val="24"/>
+              </w:rPr>
+              <w:t>tidak</w:t>
+            </w:r>
+            <w:proofErr w:type="spellEnd"/>
+            <w:r>
+              <w:rPr>
+                <w:sz w:val="24"/>
+              </w:rPr>
+              <w:t xml:space="preserve"> valid”</w:t>
+            </w:r>
+          </w:p>
+        </w:tc>
+        <w:tc>
+          <w:tcPr>
+            <w:tcW w:w="1517" w:type="dxa"/>
+            <w:tcBorders>
+              <w:top w:val="single" w:sz="4" w:space="0" w:color="DDDDDD"/>
+              <w:left w:val="single" w:sz="4" w:space="0" w:color="DDDDDD"/>
+              <w:bottom w:val="single" w:sz="4" w:space="0" w:color="DDDDDD"/>
+              <w:right w:val="single" w:sz="4" w:space="0" w:color="DDDDDD"/>
+            </w:tcBorders>
+            <w:shd w:val="clear" w:color="auto" w:fill="FAFAFA"/>
+          </w:tcPr>
+          <w:p>
+            <w:pPr>
+              <w:spacing w:after="160" w:line="259" w:lineRule="auto"/>
+              <w:ind w:left="0" w:right="0" w:firstLine="0"/>
+              <w:jc w:val="both"/>
+              <w:rPr>
+                <w:sz w:val="24"/>
+              </w:rPr>
+            </w:pPr>
+            <w:r>
+              <w:rPr>
+                <w:sz w:val="24"/>
+              </w:rPr>
+              <w:t>Passed</w:t>
             </w:r>
           </w:p>
         </w:tc>
@@ -14631,7 +16182,7 @@
               <w:rPr>
                 <w:sz w:val="24"/>
               </w:rPr>
-              <w:t>TC-R05</w:t>
+              <w:t>TC-R11</w:t>
             </w:r>
           </w:p>
         </w:tc>
@@ -14649,7 +16200,7 @@
           <w:p>
             <w:pPr>
               <w:spacing w:after="0" w:line="259" w:lineRule="auto"/>
-              <w:ind w:left="8" w:right="51" w:firstLine="0"/>
+              <w:ind w:left="8" w:right="0" w:firstLine="0"/>
               <w:jc w:val="both"/>
               <w:rPr>
                 <w:sz w:val="24"/>
@@ -14674,43 +16225,9 @@
               <w:rPr>
                 <w:sz w:val="24"/>
               </w:rPr>
-              <w:t>gagal</w:t>
-            </w:r>
-            <w:proofErr w:type="spellEnd"/>
-            <w:r>
-              <w:rPr>
-                <w:sz w:val="24"/>
-              </w:rPr>
-              <w:t xml:space="preserve">, </w:t>
-            </w:r>
-            <w:proofErr w:type="spellStart"/>
-            <w:r>
-              <w:rPr>
-                <w:sz w:val="24"/>
-              </w:rPr>
-              <w:t>pesan</w:t>
-            </w:r>
-            <w:proofErr w:type="spellEnd"/>
-            <w:r>
-              <w:rPr>
-                <w:sz w:val="24"/>
-              </w:rPr>
-              <w:t xml:space="preserve">: "Email </w:t>
-            </w:r>
-            <w:proofErr w:type="spellStart"/>
-            <w:r>
-              <w:rPr>
-                <w:sz w:val="24"/>
-              </w:rPr>
-              <w:t>tidak</w:t>
-            </w:r>
-            <w:proofErr w:type="spellEnd"/>
-            <w:r>
-              <w:rPr>
-                <w:sz w:val="24"/>
-              </w:rPr>
-              <w:t xml:space="preserve"> valid."</w:t>
-            </w:r>
+              <w:t>berhasil</w:t>
+            </w:r>
+            <w:proofErr w:type="spellEnd"/>
           </w:p>
         </w:tc>
         <w:tc>
@@ -14732,132 +16249,6 @@
                 <w:sz w:val="24"/>
               </w:rPr>
             </w:pPr>
-            <w:r>
-              <w:rPr>
-                <w:sz w:val="24"/>
-              </w:rPr>
-              <w:t xml:space="preserve">Please include an @ in the email </w:t>
-            </w:r>
-            <w:proofErr w:type="spellStart"/>
-            <w:proofErr w:type="gramStart"/>
-            <w:r>
-              <w:rPr>
-                <w:sz w:val="24"/>
-              </w:rPr>
-              <w:t>addres</w:t>
-            </w:r>
-            <w:proofErr w:type="spellEnd"/>
-            <w:r>
-              <w:rPr>
-                <w:sz w:val="24"/>
-              </w:rPr>
-              <w:t>”…</w:t>
-            </w:r>
-            <w:proofErr w:type="gramEnd"/>
-            <w:r>
-              <w:rPr>
-                <w:sz w:val="24"/>
-              </w:rPr>
-              <w:t xml:space="preserve">” </w:t>
-            </w:r>
-            <w:proofErr w:type="spellStart"/>
-            <w:r>
-              <w:rPr>
-                <w:sz w:val="24"/>
-              </w:rPr>
-              <w:t>ismissing</w:t>
-            </w:r>
-            <w:proofErr w:type="spellEnd"/>
-            <w:r>
-              <w:rPr>
-                <w:sz w:val="24"/>
-              </w:rPr>
-              <w:t xml:space="preserve"> an “@”</w:t>
-            </w:r>
-          </w:p>
-        </w:tc>
-        <w:tc>
-          <w:tcPr>
-            <w:tcW w:w="1517" w:type="dxa"/>
-            <w:tcBorders>
-              <w:top w:val="single" w:sz="4" w:space="0" w:color="DDDDDD"/>
-              <w:left w:val="single" w:sz="4" w:space="0" w:color="DDDDDD"/>
-              <w:bottom w:val="single" w:sz="4" w:space="0" w:color="DDDDDD"/>
-              <w:right w:val="single" w:sz="4" w:space="0" w:color="DDDDDD"/>
-            </w:tcBorders>
-          </w:tcPr>
-          <w:p>
-            <w:pPr>
-              <w:spacing w:after="160" w:line="259" w:lineRule="auto"/>
-              <w:ind w:left="0" w:right="0" w:firstLine="0"/>
-              <w:jc w:val="both"/>
-              <w:rPr>
-                <w:sz w:val="24"/>
-              </w:rPr>
-            </w:pPr>
-            <w:r>
-              <w:rPr>
-                <w:sz w:val="24"/>
-              </w:rPr>
-              <w:t>Passed</w:t>
-            </w:r>
-          </w:p>
-        </w:tc>
-      </w:tr>
-      <w:tr>
-        <w:trPr>
-          <w:trHeight w:val="661"/>
-        </w:trPr>
-        <w:tc>
-          <w:tcPr>
-            <w:tcW w:w="1364" w:type="dxa"/>
-            <w:tcBorders>
-              <w:top w:val="single" w:sz="4" w:space="0" w:color="DDDDDD"/>
-              <w:left w:val="single" w:sz="4" w:space="0" w:color="DDDDDD"/>
-              <w:bottom w:val="single" w:sz="4" w:space="0" w:color="DDDDDD"/>
-              <w:right w:val="single" w:sz="4" w:space="0" w:color="DDDDDD"/>
-            </w:tcBorders>
-            <w:shd w:val="clear" w:color="auto" w:fill="FAFAFA"/>
-            <w:vAlign w:val="center"/>
-          </w:tcPr>
-          <w:p>
-            <w:pPr>
-              <w:spacing w:after="0" w:line="259" w:lineRule="auto"/>
-              <w:ind w:left="4" w:right="0" w:firstLine="0"/>
-              <w:jc w:val="both"/>
-              <w:rPr>
-                <w:sz w:val="24"/>
-              </w:rPr>
-            </w:pPr>
-            <w:r>
-              <w:rPr>
-                <w:sz w:val="24"/>
-              </w:rPr>
-              <w:t>TC-R06</w:t>
-            </w:r>
-          </w:p>
-        </w:tc>
-        <w:tc>
-          <w:tcPr>
-            <w:tcW w:w="4663" w:type="dxa"/>
-            <w:tcBorders>
-              <w:top w:val="single" w:sz="4" w:space="0" w:color="DDDDDD"/>
-              <w:left w:val="single" w:sz="4" w:space="0" w:color="DDDDDD"/>
-              <w:bottom w:val="single" w:sz="4" w:space="0" w:color="DDDDDD"/>
-              <w:right w:val="single" w:sz="4" w:space="0" w:color="DDDDDD"/>
-            </w:tcBorders>
-            <w:shd w:val="clear" w:color="auto" w:fill="FAFAFA"/>
-            <w:vAlign w:val="center"/>
-          </w:tcPr>
-          <w:p>
-            <w:pPr>
-              <w:spacing w:after="0" w:line="259" w:lineRule="auto"/>
-              <w:ind w:left="8" w:right="36" w:firstLine="0"/>
-              <w:jc w:val="both"/>
-              <w:rPr>
-                <w:sz w:val="24"/>
-              </w:rPr>
-            </w:pPr>
             <w:proofErr w:type="spellStart"/>
             <w:r>
               <w:rPr>
@@ -14884,14 +16275,14 @@
               <w:rPr>
                 <w:sz w:val="24"/>
               </w:rPr>
-              <w:t xml:space="preserve"> (</w:t>
-            </w:r>
-            <w:proofErr w:type="spellStart"/>
-            <w:r>
-              <w:rPr>
-                <w:sz w:val="24"/>
-              </w:rPr>
-              <w:t>lanjut</w:t>
+              <w:t xml:space="preserve"> “Akun </w:t>
+            </w:r>
+            <w:proofErr w:type="spellStart"/>
+            <w:r>
+              <w:rPr>
+                <w:sz w:val="24"/>
+              </w:rPr>
+              <w:t>anda</w:t>
             </w:r>
             <w:proofErr w:type="spellEnd"/>
             <w:r>
@@ -14905,7 +16296,7 @@
               <w:rPr>
                 <w:sz w:val="24"/>
               </w:rPr>
-              <w:t>ke</w:t>
+              <w:t>siap</w:t>
             </w:r>
             <w:proofErr w:type="spellEnd"/>
             <w:r>
@@ -14919,120 +16310,21 @@
               <w:rPr>
                 <w:sz w:val="24"/>
               </w:rPr>
-              <w:t>validasi</w:t>
-            </w:r>
-            <w:proofErr w:type="spellEnd"/>
-            <w:r>
-              <w:rPr>
-                <w:sz w:val="24"/>
-              </w:rPr>
-              <w:t xml:space="preserve"> field lain)</w:t>
-            </w:r>
-          </w:p>
-        </w:tc>
-        <w:tc>
-          <w:tcPr>
-            <w:tcW w:w="1812" w:type="dxa"/>
-            <w:tcBorders>
-              <w:top w:val="single" w:sz="4" w:space="0" w:color="DDDDDD"/>
-              <w:left w:val="single" w:sz="4" w:space="0" w:color="DDDDDD"/>
-              <w:bottom w:val="single" w:sz="4" w:space="0" w:color="DDDDDD"/>
-              <w:right w:val="single" w:sz="4" w:space="0" w:color="DDDDDD"/>
-            </w:tcBorders>
-            <w:shd w:val="clear" w:color="auto" w:fill="FAFAFA"/>
-          </w:tcPr>
-          <w:p>
-            <w:pPr>
-              <w:spacing w:after="160" w:line="259" w:lineRule="auto"/>
-              <w:ind w:left="0" w:right="0" w:firstLine="0"/>
-              <w:jc w:val="both"/>
-              <w:rPr>
-                <w:sz w:val="24"/>
-              </w:rPr>
-            </w:pPr>
-          </w:p>
-        </w:tc>
-        <w:tc>
-          <w:tcPr>
-            <w:tcW w:w="1517" w:type="dxa"/>
-            <w:tcBorders>
-              <w:top w:val="single" w:sz="4" w:space="0" w:color="DDDDDD"/>
-              <w:left w:val="single" w:sz="4" w:space="0" w:color="DDDDDD"/>
-              <w:bottom w:val="single" w:sz="4" w:space="0" w:color="DDDDDD"/>
-              <w:right w:val="single" w:sz="4" w:space="0" w:color="DDDDDD"/>
-            </w:tcBorders>
-            <w:shd w:val="clear" w:color="auto" w:fill="FAFAFA"/>
-          </w:tcPr>
-          <w:p>
-            <w:pPr>
-              <w:spacing w:after="160" w:line="259" w:lineRule="auto"/>
-              <w:ind w:left="0" w:right="0" w:firstLine="0"/>
-              <w:jc w:val="both"/>
-              <w:rPr>
-                <w:sz w:val="24"/>
-              </w:rPr>
-            </w:pPr>
-          </w:p>
-        </w:tc>
-      </w:tr>
-      <w:tr>
-        <w:trPr>
-          <w:trHeight w:val="667"/>
-        </w:trPr>
-        <w:tc>
-          <w:tcPr>
-            <w:tcW w:w="1364" w:type="dxa"/>
-            <w:tcBorders>
-              <w:top w:val="single" w:sz="4" w:space="0" w:color="DDDDDD"/>
-              <w:left w:val="single" w:sz="4" w:space="0" w:color="DDDDDD"/>
-              <w:bottom w:val="single" w:sz="4" w:space="0" w:color="DDDDDD"/>
-              <w:right w:val="single" w:sz="4" w:space="0" w:color="DDDDDD"/>
-            </w:tcBorders>
-            <w:vAlign w:val="center"/>
-          </w:tcPr>
-          <w:p>
-            <w:pPr>
-              <w:spacing w:after="0" w:line="259" w:lineRule="auto"/>
-              <w:ind w:left="4" w:right="0" w:firstLine="0"/>
-              <w:jc w:val="both"/>
-              <w:rPr>
-                <w:sz w:val="24"/>
-              </w:rPr>
-            </w:pPr>
-            <w:r>
-              <w:rPr>
-                <w:sz w:val="24"/>
-              </w:rPr>
-              <w:t>TC-R07</w:t>
-            </w:r>
-          </w:p>
-        </w:tc>
-        <w:tc>
-          <w:tcPr>
-            <w:tcW w:w="4663" w:type="dxa"/>
-            <w:tcBorders>
-              <w:top w:val="single" w:sz="4" w:space="0" w:color="DDDDDD"/>
-              <w:left w:val="single" w:sz="4" w:space="0" w:color="DDDDDD"/>
-              <w:bottom w:val="single" w:sz="4" w:space="0" w:color="DDDDDD"/>
-              <w:right w:val="single" w:sz="4" w:space="0" w:color="DDDDDD"/>
-            </w:tcBorders>
-            <w:vAlign w:val="center"/>
-          </w:tcPr>
-          <w:p>
-            <w:pPr>
-              <w:spacing w:after="0" w:line="259" w:lineRule="auto"/>
-              <w:ind w:left="8" w:right="0" w:firstLine="0"/>
-              <w:jc w:val="both"/>
-              <w:rPr>
-                <w:sz w:val="24"/>
-              </w:rPr>
-            </w:pPr>
-            <w:proofErr w:type="spellStart"/>
-            <w:r>
-              <w:rPr>
-                <w:sz w:val="24"/>
-              </w:rPr>
-              <w:t>Registrasi</w:t>
+              <w:t>untuk</w:t>
+            </w:r>
+            <w:proofErr w:type="spellEnd"/>
+            <w:r>
+              <w:rPr>
+                <w:sz w:val="24"/>
+              </w:rPr>
+              <w:t xml:space="preserve"> di </w:t>
+            </w:r>
+            <w:proofErr w:type="spellStart"/>
+            <w:r>
+              <w:rPr>
+                <w:sz w:val="24"/>
+              </w:rPr>
+              <w:t>pakai</w:t>
             </w:r>
             <w:proofErr w:type="spellEnd"/>
             <w:r>
@@ -15046,222 +16338,7 @@
               <w:rPr>
                 <w:sz w:val="24"/>
               </w:rPr>
-              <w:t>gagal</w:t>
-            </w:r>
-            <w:proofErr w:type="spellEnd"/>
-            <w:r>
-              <w:rPr>
-                <w:sz w:val="24"/>
-              </w:rPr>
-              <w:t xml:space="preserve">, </w:t>
-            </w:r>
-            <w:proofErr w:type="spellStart"/>
-            <w:r>
-              <w:rPr>
-                <w:sz w:val="24"/>
-              </w:rPr>
-              <w:t>pesan</w:t>
-            </w:r>
-            <w:proofErr w:type="spellEnd"/>
-            <w:r>
-              <w:rPr>
-                <w:sz w:val="24"/>
-              </w:rPr>
-              <w:t xml:space="preserve">: "Password minimal 8 </w:t>
-            </w:r>
-            <w:proofErr w:type="spellStart"/>
-            <w:r>
-              <w:rPr>
-                <w:sz w:val="24"/>
-              </w:rPr>
-              <w:t>karakter</w:t>
-            </w:r>
-            <w:proofErr w:type="spellEnd"/>
-            <w:r>
-              <w:rPr>
-                <w:sz w:val="24"/>
-              </w:rPr>
-              <w:t>."</w:t>
-            </w:r>
-          </w:p>
-        </w:tc>
-        <w:tc>
-          <w:tcPr>
-            <w:tcW w:w="1812" w:type="dxa"/>
-            <w:tcBorders>
-              <w:top w:val="single" w:sz="4" w:space="0" w:color="DDDDDD"/>
-              <w:left w:val="single" w:sz="4" w:space="0" w:color="DDDDDD"/>
-              <w:bottom w:val="single" w:sz="4" w:space="0" w:color="DDDDDD"/>
-              <w:right w:val="single" w:sz="4" w:space="0" w:color="DDDDDD"/>
-            </w:tcBorders>
-          </w:tcPr>
-          <w:p>
-            <w:pPr>
-              <w:spacing w:after="160" w:line="259" w:lineRule="auto"/>
-              <w:ind w:left="0" w:right="0" w:firstLine="0"/>
-              <w:jc w:val="both"/>
-              <w:rPr>
-                <w:sz w:val="24"/>
-              </w:rPr>
-            </w:pPr>
-            <w:r>
-              <w:rPr>
-                <w:sz w:val="24"/>
-              </w:rPr>
-              <w:t xml:space="preserve">Please lengthen this </w:t>
-            </w:r>
-            <w:proofErr w:type="spellStart"/>
-            <w:proofErr w:type="gramStart"/>
-            <w:r>
-              <w:rPr>
-                <w:sz w:val="24"/>
-              </w:rPr>
-              <w:t>teks</w:t>
-            </w:r>
-            <w:proofErr w:type="spellEnd"/>
-            <w:r>
-              <w:rPr>
-                <w:sz w:val="24"/>
-              </w:rPr>
-              <w:t xml:space="preserve">  to</w:t>
-            </w:r>
-            <w:proofErr w:type="gramEnd"/>
-            <w:r>
-              <w:rPr>
-                <w:sz w:val="24"/>
-              </w:rPr>
-              <w:t xml:space="preserve"> 8 </w:t>
-            </w:r>
-            <w:proofErr w:type="spellStart"/>
-            <w:proofErr w:type="gramStart"/>
-            <w:r>
-              <w:rPr>
-                <w:sz w:val="24"/>
-              </w:rPr>
-              <w:lastRenderedPageBreak/>
-              <w:t>charakter</w:t>
-            </w:r>
-            <w:proofErr w:type="spellEnd"/>
-            <w:r>
-              <w:rPr>
-                <w:sz w:val="24"/>
-              </w:rPr>
-              <w:t xml:space="preserve">  </w:t>
-            </w:r>
-            <w:proofErr w:type="spellStart"/>
-            <w:r>
-              <w:rPr>
-                <w:sz w:val="24"/>
-              </w:rPr>
-              <w:t>ormore</w:t>
-            </w:r>
-            <w:proofErr w:type="spellEnd"/>
-            <w:proofErr w:type="gramEnd"/>
-            <w:r>
-              <w:rPr>
-                <w:sz w:val="24"/>
-              </w:rPr>
-              <w:t xml:space="preserve">  you are current using 1 </w:t>
-            </w:r>
-            <w:proofErr w:type="spellStart"/>
-            <w:r>
-              <w:rPr>
-                <w:sz w:val="24"/>
-              </w:rPr>
-              <w:t>charakter</w:t>
-            </w:r>
-            <w:proofErr w:type="spellEnd"/>
-          </w:p>
-        </w:tc>
-        <w:tc>
-          <w:tcPr>
-            <w:tcW w:w="1517" w:type="dxa"/>
-            <w:tcBorders>
-              <w:top w:val="single" w:sz="4" w:space="0" w:color="DDDDDD"/>
-              <w:left w:val="single" w:sz="4" w:space="0" w:color="DDDDDD"/>
-              <w:bottom w:val="single" w:sz="4" w:space="0" w:color="DDDDDD"/>
-              <w:right w:val="single" w:sz="4" w:space="0" w:color="DDDDDD"/>
-            </w:tcBorders>
-          </w:tcPr>
-          <w:p>
-            <w:pPr>
-              <w:spacing w:after="160" w:line="259" w:lineRule="auto"/>
-              <w:ind w:left="0" w:right="0" w:firstLine="0"/>
-              <w:jc w:val="both"/>
-              <w:rPr>
-                <w:sz w:val="24"/>
-              </w:rPr>
-            </w:pPr>
-            <w:r>
-              <w:rPr>
-                <w:sz w:val="24"/>
-              </w:rPr>
-              <w:lastRenderedPageBreak/>
-              <w:t>Passed</w:t>
-            </w:r>
-          </w:p>
-        </w:tc>
-      </w:tr>
-      <w:tr>
-        <w:trPr>
-          <w:trHeight w:val="431"/>
-        </w:trPr>
-        <w:tc>
-          <w:tcPr>
-            <w:tcW w:w="1364" w:type="dxa"/>
-            <w:tcBorders>
-              <w:top w:val="single" w:sz="4" w:space="0" w:color="DDDDDD"/>
-              <w:left w:val="single" w:sz="4" w:space="0" w:color="DDDDDD"/>
-              <w:bottom w:val="single" w:sz="4" w:space="0" w:color="DDDDDD"/>
-              <w:right w:val="single" w:sz="4" w:space="0" w:color="DDDDDD"/>
-            </w:tcBorders>
-            <w:shd w:val="clear" w:color="auto" w:fill="FAFAFA"/>
-            <w:vAlign w:val="center"/>
-          </w:tcPr>
-          <w:p>
-            <w:pPr>
-              <w:spacing w:after="0" w:line="259" w:lineRule="auto"/>
-              <w:ind w:left="4" w:right="0" w:firstLine="0"/>
-              <w:jc w:val="both"/>
-              <w:rPr>
-                <w:sz w:val="24"/>
-              </w:rPr>
-            </w:pPr>
-            <w:r>
-              <w:rPr>
-                <w:sz w:val="24"/>
-              </w:rPr>
-              <w:t>TC-R08</w:t>
-            </w:r>
-          </w:p>
-        </w:tc>
-        <w:tc>
-          <w:tcPr>
-            <w:tcW w:w="4663" w:type="dxa"/>
-            <w:tcBorders>
-              <w:top w:val="single" w:sz="4" w:space="0" w:color="DDDDDD"/>
-              <w:left w:val="single" w:sz="4" w:space="0" w:color="DDDDDD"/>
-              <w:bottom w:val="single" w:sz="4" w:space="0" w:color="DDDDDD"/>
-              <w:right w:val="single" w:sz="4" w:space="0" w:color="DDDDDD"/>
-            </w:tcBorders>
-            <w:shd w:val="clear" w:color="auto" w:fill="FAFAFA"/>
-            <w:vAlign w:val="center"/>
-          </w:tcPr>
-          <w:p>
-            <w:pPr>
-              <w:spacing w:after="0" w:line="259" w:lineRule="auto"/>
-              <w:ind w:left="8" w:right="0" w:firstLine="0"/>
-              <w:jc w:val="both"/>
-              <w:rPr>
-                <w:sz w:val="24"/>
-              </w:rPr>
-            </w:pPr>
-            <w:proofErr w:type="spellStart"/>
-            <w:r>
-              <w:rPr>
-                <w:sz w:val="24"/>
-              </w:rPr>
-              <w:t>Registrasi</w:t>
+              <w:t>jual</w:t>
             </w:r>
             <w:proofErr w:type="spellEnd"/>
             <w:r>
@@ -15275,560 +16352,14 @@
               <w:rPr>
                 <w:sz w:val="24"/>
               </w:rPr>
-              <w:t>berhasil</w:t>
-            </w:r>
-            <w:proofErr w:type="spellEnd"/>
-          </w:p>
-        </w:tc>
-        <w:tc>
-          <w:tcPr>
-            <w:tcW w:w="1812" w:type="dxa"/>
-            <w:tcBorders>
-              <w:top w:val="single" w:sz="4" w:space="0" w:color="DDDDDD"/>
-              <w:left w:val="single" w:sz="4" w:space="0" w:color="DDDDDD"/>
-              <w:bottom w:val="single" w:sz="4" w:space="0" w:color="DDDDDD"/>
-              <w:right w:val="single" w:sz="4" w:space="0" w:color="DDDDDD"/>
-            </w:tcBorders>
-            <w:shd w:val="clear" w:color="auto" w:fill="FAFAFA"/>
-          </w:tcPr>
-          <w:p>
-            <w:pPr>
-              <w:spacing w:after="160" w:line="259" w:lineRule="auto"/>
-              <w:ind w:left="0" w:right="0" w:firstLine="0"/>
-              <w:jc w:val="both"/>
-              <w:rPr>
-                <w:sz w:val="24"/>
-              </w:rPr>
-            </w:pPr>
-          </w:p>
-        </w:tc>
-        <w:tc>
-          <w:tcPr>
-            <w:tcW w:w="1517" w:type="dxa"/>
-            <w:tcBorders>
-              <w:top w:val="single" w:sz="4" w:space="0" w:color="DDDDDD"/>
-              <w:left w:val="single" w:sz="4" w:space="0" w:color="DDDDDD"/>
-              <w:bottom w:val="single" w:sz="4" w:space="0" w:color="DDDDDD"/>
-              <w:right w:val="single" w:sz="4" w:space="0" w:color="DDDDDD"/>
-            </w:tcBorders>
-            <w:shd w:val="clear" w:color="auto" w:fill="FAFAFA"/>
-          </w:tcPr>
-          <w:p>
-            <w:pPr>
-              <w:spacing w:after="160" w:line="259" w:lineRule="auto"/>
-              <w:ind w:left="0" w:right="0" w:firstLine="0"/>
-              <w:jc w:val="both"/>
-              <w:rPr>
-                <w:sz w:val="24"/>
-              </w:rPr>
-            </w:pPr>
-          </w:p>
-        </w:tc>
-      </w:tr>
-      <w:tr>
-        <w:trPr>
-          <w:trHeight w:val="661"/>
-        </w:trPr>
-        <w:tc>
-          <w:tcPr>
-            <w:tcW w:w="1364" w:type="dxa"/>
-            <w:tcBorders>
-              <w:top w:val="single" w:sz="4" w:space="0" w:color="DDDDDD"/>
-              <w:left w:val="single" w:sz="4" w:space="0" w:color="DDDDDD"/>
-              <w:bottom w:val="single" w:sz="4" w:space="0" w:color="DDDDDD"/>
-              <w:right w:val="single" w:sz="4" w:space="0" w:color="DDDDDD"/>
-            </w:tcBorders>
-            <w:vAlign w:val="center"/>
-          </w:tcPr>
-          <w:p>
-            <w:pPr>
-              <w:spacing w:after="0" w:line="259" w:lineRule="auto"/>
-              <w:ind w:left="4" w:right="0" w:firstLine="0"/>
-              <w:jc w:val="both"/>
-              <w:rPr>
-                <w:sz w:val="24"/>
-              </w:rPr>
-            </w:pPr>
-            <w:r>
-              <w:rPr>
-                <w:sz w:val="24"/>
-              </w:rPr>
-              <w:t>TC-R09</w:t>
-            </w:r>
-          </w:p>
-        </w:tc>
-        <w:tc>
-          <w:tcPr>
-            <w:tcW w:w="4663" w:type="dxa"/>
-            <w:tcBorders>
-              <w:top w:val="single" w:sz="4" w:space="0" w:color="DDDDDD"/>
-              <w:left w:val="single" w:sz="4" w:space="0" w:color="DDDDDD"/>
-              <w:bottom w:val="single" w:sz="4" w:space="0" w:color="DDDDDD"/>
-              <w:right w:val="single" w:sz="4" w:space="0" w:color="DDDDDD"/>
-            </w:tcBorders>
-            <w:vAlign w:val="center"/>
-          </w:tcPr>
-          <w:p>
-            <w:pPr>
-              <w:spacing w:after="0" w:line="259" w:lineRule="auto"/>
-              <w:ind w:left="8" w:right="0" w:firstLine="0"/>
-              <w:jc w:val="both"/>
-              <w:rPr>
-                <w:sz w:val="24"/>
-              </w:rPr>
-            </w:pPr>
-            <w:proofErr w:type="spellStart"/>
-            <w:r>
-              <w:rPr>
-                <w:sz w:val="24"/>
-              </w:rPr>
-              <w:t>Registrasi</w:t>
-            </w:r>
-            <w:proofErr w:type="spellEnd"/>
-            <w:r>
-              <w:rPr>
-                <w:sz w:val="24"/>
-              </w:rPr>
-              <w:t xml:space="preserve"> </w:t>
-            </w:r>
-            <w:proofErr w:type="spellStart"/>
-            <w:r>
-              <w:rPr>
-                <w:sz w:val="24"/>
-              </w:rPr>
-              <w:t>gagal</w:t>
-            </w:r>
-            <w:proofErr w:type="spellEnd"/>
-            <w:r>
-              <w:rPr>
-                <w:sz w:val="24"/>
-              </w:rPr>
-              <w:t xml:space="preserve">, </w:t>
-            </w:r>
-            <w:proofErr w:type="spellStart"/>
-            <w:r>
-              <w:rPr>
-                <w:sz w:val="24"/>
-              </w:rPr>
-              <w:t>pesan</w:t>
-            </w:r>
-            <w:proofErr w:type="spellEnd"/>
-            <w:r>
-              <w:rPr>
-                <w:sz w:val="24"/>
-              </w:rPr>
-              <w:t>: "</w:t>
-            </w:r>
-            <w:proofErr w:type="spellStart"/>
-            <w:r>
-              <w:rPr>
-                <w:sz w:val="24"/>
-              </w:rPr>
-              <w:t>Nomor</w:t>
-            </w:r>
-            <w:proofErr w:type="spellEnd"/>
-            <w:r>
-              <w:rPr>
-                <w:sz w:val="24"/>
-              </w:rPr>
-              <w:t xml:space="preserve"> HP </w:t>
-            </w:r>
-            <w:proofErr w:type="spellStart"/>
-            <w:r>
-              <w:rPr>
-                <w:sz w:val="24"/>
-              </w:rPr>
-              <w:t>tidak</w:t>
-            </w:r>
-            <w:proofErr w:type="spellEnd"/>
-            <w:r>
-              <w:rPr>
-                <w:sz w:val="24"/>
-              </w:rPr>
-              <w:t xml:space="preserve"> valid."</w:t>
-            </w:r>
-          </w:p>
-        </w:tc>
-        <w:tc>
-          <w:tcPr>
-            <w:tcW w:w="1812" w:type="dxa"/>
-            <w:tcBorders>
-              <w:top w:val="single" w:sz="4" w:space="0" w:color="DDDDDD"/>
-              <w:left w:val="single" w:sz="4" w:space="0" w:color="DDDDDD"/>
-              <w:bottom w:val="single" w:sz="4" w:space="0" w:color="DDDDDD"/>
-              <w:right w:val="single" w:sz="4" w:space="0" w:color="DDDDDD"/>
-            </w:tcBorders>
-          </w:tcPr>
-          <w:p>
-            <w:pPr>
-              <w:spacing w:after="160" w:line="259" w:lineRule="auto"/>
-              <w:ind w:left="0" w:right="0" w:firstLine="0"/>
-              <w:jc w:val="both"/>
-              <w:rPr>
-                <w:sz w:val="24"/>
-              </w:rPr>
-            </w:pPr>
-          </w:p>
-        </w:tc>
-        <w:tc>
-          <w:tcPr>
-            <w:tcW w:w="1517" w:type="dxa"/>
-            <w:tcBorders>
-              <w:top w:val="single" w:sz="4" w:space="0" w:color="DDDDDD"/>
-              <w:left w:val="single" w:sz="4" w:space="0" w:color="DDDDDD"/>
-              <w:bottom w:val="single" w:sz="4" w:space="0" w:color="DDDDDD"/>
-              <w:right w:val="single" w:sz="4" w:space="0" w:color="DDDDDD"/>
-            </w:tcBorders>
-          </w:tcPr>
-          <w:p>
-            <w:pPr>
-              <w:spacing w:after="160" w:line="259" w:lineRule="auto"/>
-              <w:ind w:left="0" w:right="0" w:firstLine="0"/>
-              <w:jc w:val="both"/>
-              <w:rPr>
-                <w:sz w:val="24"/>
-              </w:rPr>
-            </w:pPr>
-            <w:r>
-              <w:rPr>
-                <w:sz w:val="24"/>
-              </w:rPr>
-              <w:t>Failed</w:t>
-            </w:r>
-          </w:p>
-        </w:tc>
-      </w:tr>
-      <w:tr>
-        <w:trPr>
-          <w:trHeight w:val="428"/>
-        </w:trPr>
-        <w:tc>
-          <w:tcPr>
-            <w:tcW w:w="1364" w:type="dxa"/>
-            <w:tcBorders>
-              <w:top w:val="single" w:sz="4" w:space="0" w:color="DDDDDD"/>
-              <w:left w:val="single" w:sz="4" w:space="0" w:color="DDDDDD"/>
-              <w:bottom w:val="single" w:sz="4" w:space="0" w:color="DDDDDD"/>
-              <w:right w:val="single" w:sz="4" w:space="0" w:color="DDDDDD"/>
-            </w:tcBorders>
-            <w:shd w:val="clear" w:color="auto" w:fill="FAFAFA"/>
-            <w:vAlign w:val="center"/>
-          </w:tcPr>
-          <w:p>
-            <w:pPr>
-              <w:spacing w:after="0" w:line="259" w:lineRule="auto"/>
-              <w:ind w:left="4" w:right="0" w:firstLine="0"/>
-              <w:jc w:val="both"/>
-              <w:rPr>
-                <w:sz w:val="24"/>
-              </w:rPr>
-            </w:pPr>
-            <w:r>
-              <w:rPr>
-                <w:sz w:val="24"/>
-              </w:rPr>
-              <w:t>TC-R10</w:t>
-            </w:r>
-          </w:p>
-        </w:tc>
-        <w:tc>
-          <w:tcPr>
-            <w:tcW w:w="4663" w:type="dxa"/>
-            <w:tcBorders>
-              <w:top w:val="single" w:sz="4" w:space="0" w:color="DDDDDD"/>
-              <w:left w:val="single" w:sz="4" w:space="0" w:color="DDDDDD"/>
-              <w:bottom w:val="single" w:sz="4" w:space="0" w:color="DDDDDD"/>
-              <w:right w:val="single" w:sz="4" w:space="0" w:color="DDDDDD"/>
-            </w:tcBorders>
-            <w:shd w:val="clear" w:color="auto" w:fill="FAFAFA"/>
-            <w:vAlign w:val="center"/>
-          </w:tcPr>
-          <w:p>
-            <w:pPr>
-              <w:spacing w:after="0" w:line="259" w:lineRule="auto"/>
-              <w:ind w:left="8" w:right="0" w:firstLine="0"/>
-              <w:jc w:val="both"/>
-              <w:rPr>
-                <w:sz w:val="24"/>
-              </w:rPr>
-            </w:pPr>
-            <w:proofErr w:type="spellStart"/>
-            <w:r>
-              <w:rPr>
-                <w:sz w:val="24"/>
-              </w:rPr>
-              <w:t>Registrasi</w:t>
-            </w:r>
-            <w:proofErr w:type="spellEnd"/>
-            <w:r>
-              <w:rPr>
-                <w:sz w:val="24"/>
-              </w:rPr>
-              <w:t xml:space="preserve"> </w:t>
-            </w:r>
-            <w:proofErr w:type="spellStart"/>
-            <w:r>
-              <w:rPr>
-                <w:sz w:val="24"/>
-              </w:rPr>
-              <w:t>berhasil</w:t>
-            </w:r>
-            <w:proofErr w:type="spellEnd"/>
-            <w:r>
-              <w:rPr>
-                <w:sz w:val="24"/>
-              </w:rPr>
-              <w:t xml:space="preserve"> </w:t>
-            </w:r>
-            <w:proofErr w:type="spellStart"/>
-            <w:r>
-              <w:rPr>
-                <w:sz w:val="24"/>
-              </w:rPr>
-              <w:t>tanpa</w:t>
-            </w:r>
-            <w:proofErr w:type="spellEnd"/>
-            <w:r>
-              <w:rPr>
-                <w:sz w:val="24"/>
-              </w:rPr>
-              <w:t xml:space="preserve"> </w:t>
-            </w:r>
-            <w:proofErr w:type="spellStart"/>
-            <w:r>
-              <w:rPr>
-                <w:sz w:val="24"/>
-              </w:rPr>
-              <w:t>nomor</w:t>
-            </w:r>
-            <w:proofErr w:type="spellEnd"/>
-            <w:r>
-              <w:rPr>
-                <w:sz w:val="24"/>
-              </w:rPr>
-              <w:t xml:space="preserve"> HP</w:t>
-            </w:r>
-          </w:p>
-        </w:tc>
-        <w:tc>
-          <w:tcPr>
-            <w:tcW w:w="1812" w:type="dxa"/>
-            <w:tcBorders>
-              <w:top w:val="single" w:sz="4" w:space="0" w:color="DDDDDD"/>
-              <w:left w:val="single" w:sz="4" w:space="0" w:color="DDDDDD"/>
-              <w:bottom w:val="single" w:sz="4" w:space="0" w:color="DDDDDD"/>
-              <w:right w:val="single" w:sz="4" w:space="0" w:color="DDDDDD"/>
-            </w:tcBorders>
-            <w:shd w:val="clear" w:color="auto" w:fill="FAFAFA"/>
-          </w:tcPr>
-          <w:p>
-            <w:pPr>
-              <w:spacing w:after="160" w:line="259" w:lineRule="auto"/>
-              <w:ind w:left="0" w:right="0" w:firstLine="0"/>
-              <w:jc w:val="both"/>
-              <w:rPr>
-                <w:sz w:val="24"/>
-              </w:rPr>
-            </w:pPr>
-          </w:p>
-        </w:tc>
-        <w:tc>
-          <w:tcPr>
-            <w:tcW w:w="1517" w:type="dxa"/>
-            <w:tcBorders>
-              <w:top w:val="single" w:sz="4" w:space="0" w:color="DDDDDD"/>
-              <w:left w:val="single" w:sz="4" w:space="0" w:color="DDDDDD"/>
-              <w:bottom w:val="single" w:sz="4" w:space="0" w:color="DDDDDD"/>
-              <w:right w:val="single" w:sz="4" w:space="0" w:color="DDDDDD"/>
-            </w:tcBorders>
-            <w:shd w:val="clear" w:color="auto" w:fill="FAFAFA"/>
-          </w:tcPr>
-          <w:p>
-            <w:pPr>
-              <w:spacing w:after="160" w:line="259" w:lineRule="auto"/>
-              <w:ind w:left="0" w:right="0" w:firstLine="0"/>
-              <w:jc w:val="both"/>
-              <w:rPr>
-                <w:sz w:val="24"/>
-              </w:rPr>
-            </w:pPr>
-            <w:r>
-              <w:rPr>
-                <w:sz w:val="24"/>
-              </w:rPr>
-              <w:t>P</w:t>
-            </w:r>
-            <w:r>
-              <w:rPr>
-                <w:sz w:val="24"/>
-              </w:rPr>
-              <w:t>assed</w:t>
-            </w:r>
-          </w:p>
-        </w:tc>
-      </w:tr>
-      <w:tr>
-        <w:trPr>
-          <w:trHeight w:val="670"/>
-        </w:trPr>
-        <w:tc>
-          <w:tcPr>
-            <w:tcW w:w="1364" w:type="dxa"/>
-            <w:tcBorders>
-              <w:top w:val="single" w:sz="4" w:space="0" w:color="DDDDDD"/>
-              <w:left w:val="single" w:sz="4" w:space="0" w:color="DDDDDD"/>
-              <w:bottom w:val="single" w:sz="4" w:space="0" w:color="DDDDDD"/>
-              <w:right w:val="single" w:sz="4" w:space="0" w:color="DDDDDD"/>
-            </w:tcBorders>
-            <w:vAlign w:val="center"/>
-          </w:tcPr>
-          <w:p>
-            <w:pPr>
-              <w:spacing w:after="0" w:line="259" w:lineRule="auto"/>
-              <w:ind w:left="4" w:right="0" w:firstLine="0"/>
-              <w:jc w:val="both"/>
-              <w:rPr>
-                <w:sz w:val="24"/>
-              </w:rPr>
-            </w:pPr>
-            <w:r>
-              <w:rPr>
-                <w:sz w:val="24"/>
-              </w:rPr>
-              <w:t>TC-R11</w:t>
-            </w:r>
-          </w:p>
-        </w:tc>
-        <w:tc>
-          <w:tcPr>
-            <w:tcW w:w="4663" w:type="dxa"/>
-            <w:tcBorders>
-              <w:top w:val="single" w:sz="4" w:space="0" w:color="DDDDDD"/>
-              <w:left w:val="single" w:sz="4" w:space="0" w:color="DDDDDD"/>
-              <w:bottom w:val="single" w:sz="4" w:space="0" w:color="DDDDDD"/>
-              <w:right w:val="single" w:sz="4" w:space="0" w:color="DDDDDD"/>
-            </w:tcBorders>
-            <w:vAlign w:val="center"/>
-          </w:tcPr>
-          <w:p>
-            <w:pPr>
-              <w:spacing w:after="0" w:line="259" w:lineRule="auto"/>
-              <w:ind w:left="8" w:right="0" w:firstLine="0"/>
-              <w:jc w:val="both"/>
-              <w:rPr>
-                <w:sz w:val="24"/>
-              </w:rPr>
-            </w:pPr>
-            <w:proofErr w:type="spellStart"/>
-            <w:r>
-              <w:rPr>
-                <w:sz w:val="24"/>
-              </w:rPr>
-              <w:t>Registrasi</w:t>
-            </w:r>
-            <w:proofErr w:type="spellEnd"/>
-            <w:r>
-              <w:rPr>
-                <w:sz w:val="24"/>
-              </w:rPr>
-              <w:t xml:space="preserve"> </w:t>
-            </w:r>
-            <w:proofErr w:type="spellStart"/>
-            <w:r>
-              <w:rPr>
-                <w:sz w:val="24"/>
-              </w:rPr>
-              <w:t>gagal</w:t>
-            </w:r>
-            <w:proofErr w:type="spellEnd"/>
-            <w:r>
-              <w:rPr>
-                <w:sz w:val="24"/>
-              </w:rPr>
-              <w:t xml:space="preserve">, </w:t>
-            </w:r>
-            <w:proofErr w:type="spellStart"/>
-            <w:r>
-              <w:rPr>
-                <w:sz w:val="24"/>
-              </w:rPr>
-              <w:t>pesan</w:t>
-            </w:r>
-            <w:proofErr w:type="spellEnd"/>
-            <w:r>
-              <w:rPr>
-                <w:sz w:val="24"/>
-              </w:rPr>
-              <w:t xml:space="preserve">: "Nama </w:t>
-            </w:r>
-            <w:proofErr w:type="spellStart"/>
-            <w:r>
-              <w:rPr>
-                <w:sz w:val="24"/>
-              </w:rPr>
-              <w:t>kampus</w:t>
-            </w:r>
-            <w:proofErr w:type="spellEnd"/>
-            <w:r>
-              <w:rPr>
-                <w:sz w:val="24"/>
-              </w:rPr>
-              <w:t xml:space="preserve"> </w:t>
-            </w:r>
-            <w:proofErr w:type="spellStart"/>
-            <w:r>
-              <w:rPr>
-                <w:sz w:val="24"/>
-              </w:rPr>
-              <w:t>wajib</w:t>
-            </w:r>
-            <w:proofErr w:type="spellEnd"/>
-            <w:r>
-              <w:rPr>
-                <w:sz w:val="24"/>
-              </w:rPr>
-              <w:t xml:space="preserve"> </w:t>
-            </w:r>
-            <w:proofErr w:type="spellStart"/>
-            <w:r>
-              <w:rPr>
-                <w:sz w:val="24"/>
-              </w:rPr>
-              <w:t>diisi</w:t>
-            </w:r>
-            <w:proofErr w:type="spellEnd"/>
-            <w:r>
-              <w:rPr>
-                <w:sz w:val="24"/>
-              </w:rPr>
-              <w:t>."</w:t>
-            </w:r>
-          </w:p>
-        </w:tc>
-        <w:tc>
-          <w:tcPr>
-            <w:tcW w:w="1812" w:type="dxa"/>
-            <w:tcBorders>
-              <w:top w:val="single" w:sz="4" w:space="0" w:color="DDDDDD"/>
-              <w:left w:val="single" w:sz="4" w:space="0" w:color="DDDDDD"/>
-              <w:bottom w:val="single" w:sz="4" w:space="0" w:color="DDDDDD"/>
-              <w:right w:val="single" w:sz="4" w:space="0" w:color="DDDDDD"/>
-            </w:tcBorders>
-          </w:tcPr>
-          <w:p>
-            <w:pPr>
-              <w:spacing w:after="160" w:line="259" w:lineRule="auto"/>
-              <w:ind w:left="0" w:right="0" w:firstLine="0"/>
-              <w:jc w:val="both"/>
-              <w:rPr>
-                <w:sz w:val="24"/>
-              </w:rPr>
-            </w:pPr>
-            <w:r>
-              <w:rPr>
-                <w:sz w:val="24"/>
-              </w:rPr>
-              <w:t>Please field out this field</w:t>
+              <w:t>beli</w:t>
+            </w:r>
+            <w:proofErr w:type="spellEnd"/>
+            <w:r>
+              <w:rPr>
+                <w:sz w:val="24"/>
+              </w:rPr>
+              <w:t>”</w:t>
             </w:r>
           </w:p>
         </w:tc>
@@ -15916,28 +16447,6 @@
                 <w:sz w:val="24"/>
               </w:rPr>
             </w:pPr>
-            <w:proofErr w:type="spellStart"/>
-            <w:r>
-              <w:rPr>
-                <w:sz w:val="24"/>
-              </w:rPr>
-              <w:t>Registrasi</w:t>
-            </w:r>
-            <w:proofErr w:type="spellEnd"/>
-            <w:r>
-              <w:rPr>
-                <w:sz w:val="24"/>
-              </w:rPr>
-              <w:t xml:space="preserve"> </w:t>
-            </w:r>
-            <w:proofErr w:type="spellStart"/>
-            <w:r>
-              <w:rPr>
-                <w:sz w:val="24"/>
-              </w:rPr>
-              <w:t>berhasil</w:t>
-            </w:r>
-            <w:proofErr w:type="spellEnd"/>
           </w:p>
         </w:tc>
         <w:tc>
@@ -15982,6 +16491,18 @@
                 <w:sz w:val="24"/>
               </w:rPr>
             </w:pPr>
+            <w:r>
+              <w:rPr>
+                <w:sz w:val="24"/>
+              </w:rPr>
+              <w:t xml:space="preserve">  </w:t>
+            </w:r>
+            <w:r>
+              <w:rPr>
+                <w:sz w:val="24"/>
+              </w:rPr>
+              <w:t xml:space="preserve">  </w:t>
+            </w:r>
           </w:p>
         </w:tc>
       </w:tr>
@@ -16153,9 +16674,7 @@
         <w:tblW w:w="9011" w:type="dxa"/>
         <w:tblInd w:w="7" w:type="dxa"/>
         <w:tblCellMar>
-          <w:top w:w="0" w:type="dxa"/>
           <w:left w:w="137" w:type="dxa"/>
-          <w:bottom w:w="0" w:type="dxa"/>
           <w:right w:w="115" w:type="dxa"/>
         </w:tblCellMar>
         <w:tblLook w:val="04A0" w:firstRow="1" w:lastRow="0" w:firstColumn="1" w:lastColumn="0" w:noHBand="0" w:noVBand="1"/>
@@ -16624,6 +17143,7 @@
         <w:rPr>
           <w:sz w:val="24"/>
         </w:rPr>
+        <w:lastRenderedPageBreak/>
         <w:t>Pemilihan</w:t>
       </w:r>
       <w:proofErr w:type="spellEnd"/>
@@ -16987,7 +17507,6 @@
         <w:tblCellMar>
           <w:top w:w="42" w:type="dxa"/>
           <w:left w:w="134" w:type="dxa"/>
-          <w:bottom w:w="0" w:type="dxa"/>
           <w:right w:w="115" w:type="dxa"/>
         </w:tblCellMar>
         <w:tblLook w:val="04A0" w:firstRow="1" w:lastRow="0" w:firstColumn="1" w:lastColumn="0" w:noHBand="0" w:noVBand="1"/>
@@ -17808,7 +18327,6 @@
               <w:rPr>
                 <w:sz w:val="24"/>
               </w:rPr>
-              <w:lastRenderedPageBreak/>
               <w:t>TC-</w:t>
             </w:r>
           </w:p>
@@ -19073,6 +19591,7 @@
               <w:rPr>
                 <w:sz w:val="24"/>
               </w:rPr>
+              <w:lastRenderedPageBreak/>
               <w:t>TC-</w:t>
             </w:r>
           </w:p>
@@ -19431,9 +19950,7 @@
         <w:tblW w:w="9071" w:type="dxa"/>
         <w:tblInd w:w="7" w:type="dxa"/>
         <w:tblCellMar>
-          <w:top w:w="0" w:type="dxa"/>
           <w:left w:w="133" w:type="dxa"/>
-          <w:bottom w:w="0" w:type="dxa"/>
           <w:right w:w="115" w:type="dxa"/>
         </w:tblCellMar>
         <w:tblLook w:val="04A0" w:firstRow="1" w:lastRow="0" w:firstColumn="1" w:lastColumn="0" w:noHBand="0" w:noVBand="1"/>
@@ -19724,6 +20241,34 @@
                 <w:sz w:val="24"/>
               </w:rPr>
             </w:pPr>
+            <w:r>
+              <w:rPr>
+                <w:sz w:val="24"/>
+              </w:rPr>
+              <w:t xml:space="preserve">Login </w:t>
+            </w:r>
+            <w:proofErr w:type="spellStart"/>
+            <w:proofErr w:type="gramStart"/>
+            <w:r>
+              <w:rPr>
+                <w:sz w:val="24"/>
+              </w:rPr>
+              <w:t>gagal“</w:t>
+            </w:r>
+            <w:proofErr w:type="gramEnd"/>
+            <w:r>
+              <w:rPr>
+                <w:sz w:val="24"/>
+              </w:rPr>
+              <w:t>Reques</w:t>
+            </w:r>
+            <w:proofErr w:type="spellEnd"/>
+            <w:r>
+              <w:rPr>
+                <w:sz w:val="24"/>
+              </w:rPr>
+              <w:t xml:space="preserve"> failed with status code 401”</w:t>
+            </w:r>
           </w:p>
         </w:tc>
         <w:tc>
@@ -19745,6 +20290,18 @@
                 <w:sz w:val="24"/>
               </w:rPr>
             </w:pPr>
+            <w:r>
+              <w:rPr>
+                <w:sz w:val="24"/>
+              </w:rPr>
+              <w:t>P</w:t>
+            </w:r>
+            <w:r>
+              <w:rPr>
+                <w:sz w:val="24"/>
+              </w:rPr>
+              <w:t>assed</w:t>
+            </w:r>
           </w:p>
         </w:tc>
       </w:tr>
@@ -19866,6 +20423,34 @@
                 <w:sz w:val="24"/>
               </w:rPr>
             </w:pPr>
+            <w:r>
+              <w:rPr>
+                <w:sz w:val="24"/>
+              </w:rPr>
+              <w:t xml:space="preserve">Login </w:t>
+            </w:r>
+            <w:proofErr w:type="spellStart"/>
+            <w:proofErr w:type="gramStart"/>
+            <w:r>
+              <w:rPr>
+                <w:sz w:val="24"/>
+              </w:rPr>
+              <w:t>gagal“</w:t>
+            </w:r>
+            <w:proofErr w:type="gramEnd"/>
+            <w:r>
+              <w:rPr>
+                <w:sz w:val="24"/>
+              </w:rPr>
+              <w:t>Reques</w:t>
+            </w:r>
+            <w:proofErr w:type="spellEnd"/>
+            <w:r>
+              <w:rPr>
+                <w:sz w:val="24"/>
+              </w:rPr>
+              <w:t xml:space="preserve"> failed with status code 401”</w:t>
+            </w:r>
           </w:p>
         </w:tc>
         <w:tc>
@@ -19888,6 +20473,18 @@
                 <w:sz w:val="24"/>
               </w:rPr>
             </w:pPr>
+            <w:r>
+              <w:rPr>
+                <w:sz w:val="24"/>
+              </w:rPr>
+              <w:t>F</w:t>
+            </w:r>
+            <w:r>
+              <w:rPr>
+                <w:sz w:val="24"/>
+              </w:rPr>
+              <w:t>ailed</w:t>
+            </w:r>
           </w:p>
         </w:tc>
       </w:tr>
@@ -20026,6 +20623,12 @@
                 <w:sz w:val="24"/>
               </w:rPr>
             </w:pPr>
+            <w:r>
+              <w:rPr>
+                <w:sz w:val="24"/>
+              </w:rPr>
+              <w:t>Please fill out this field</w:t>
+            </w:r>
           </w:p>
         </w:tc>
         <w:tc>
@@ -20047,6 +20650,18 @@
                 <w:sz w:val="24"/>
               </w:rPr>
             </w:pPr>
+            <w:r>
+              <w:rPr>
+                <w:sz w:val="24"/>
+              </w:rPr>
+              <w:t>P</w:t>
+            </w:r>
+            <w:r>
+              <w:rPr>
+                <w:sz w:val="24"/>
+              </w:rPr>
+              <w:t>assed</w:t>
+            </w:r>
           </w:p>
         </w:tc>
       </w:tr>
@@ -20322,6 +20937,12 @@
                 <w:sz w:val="24"/>
               </w:rPr>
             </w:pPr>
+            <w:r>
+              <w:rPr>
+                <w:sz w:val="24"/>
+              </w:rPr>
+              <w:t xml:space="preserve"> </w:t>
+            </w:r>
           </w:p>
         </w:tc>
         <w:tc>
@@ -20375,7 +20996,6 @@
               <w:rPr>
                 <w:sz w:val="24"/>
               </w:rPr>
-              <w:lastRenderedPageBreak/>
               <w:t>TC-L06</w:t>
             </w:r>
           </w:p>
@@ -20700,9 +21320,7 @@
         <w:tblW w:w="9356" w:type="dxa"/>
         <w:tblInd w:w="7" w:type="dxa"/>
         <w:tblCellMar>
-          <w:top w:w="0" w:type="dxa"/>
           <w:left w:w="137" w:type="dxa"/>
-          <w:bottom w:w="0" w:type="dxa"/>
           <w:right w:w="115" w:type="dxa"/>
         </w:tblCellMar>
         <w:tblLook w:val="04A0" w:firstRow="1" w:lastRow="0" w:firstColumn="1" w:lastColumn="0" w:noHBand="0" w:noVBand="1"/>
@@ -20903,13 +21521,7 @@
               <w:rPr>
                 <w:sz w:val="24"/>
               </w:rPr>
-              <w:t>T</w:t>
-            </w:r>
-            <w:r>
-              <w:rPr>
-                <w:sz w:val="24"/>
-              </w:rPr>
-              <w:t>itle</w:t>
+              <w:t>Title</w:t>
             </w:r>
           </w:p>
         </w:tc>
@@ -21064,13 +21676,7 @@
               <w:rPr>
                 <w:sz w:val="24"/>
               </w:rPr>
-              <w:t>D</w:t>
-            </w:r>
-            <w:r>
-              <w:rPr>
-                <w:sz w:val="24"/>
-              </w:rPr>
-              <w:t>escription</w:t>
+              <w:t>Description</w:t>
             </w:r>
           </w:p>
         </w:tc>
@@ -21402,13 +22008,7 @@
               <w:rPr>
                 <w:sz w:val="24"/>
               </w:rPr>
-              <w:t>P</w:t>
-            </w:r>
-            <w:r>
-              <w:rPr>
-                <w:sz w:val="24"/>
-              </w:rPr>
-              <w:t>rice</w:t>
+              <w:t>Price</w:t>
             </w:r>
           </w:p>
         </w:tc>
@@ -21543,6 +22143,7 @@
               <w:rPr>
                 <w:sz w:val="24"/>
               </w:rPr>
+              <w:lastRenderedPageBreak/>
               <w:t>5</w:t>
             </w:r>
           </w:p>
@@ -21940,7 +22541,6 @@
         <w:tblCellMar>
           <w:top w:w="129" w:type="dxa"/>
           <w:left w:w="137" w:type="dxa"/>
-          <w:bottom w:w="0" w:type="dxa"/>
           <w:right w:w="115" w:type="dxa"/>
         </w:tblCellMar>
         <w:tblLook w:val="04A0" w:firstRow="1" w:lastRow="0" w:firstColumn="1" w:lastColumn="0" w:noHBand="0" w:noVBand="1"/>
@@ -22282,13 +22882,7 @@
               <w:rPr>
                 <w:sz w:val="24"/>
               </w:rPr>
-              <w:t>T</w:t>
-            </w:r>
-            <w:r>
-              <w:rPr>
-                <w:sz w:val="24"/>
-              </w:rPr>
-              <w:t>itle</w:t>
+              <w:t>Title</w:t>
             </w:r>
           </w:p>
         </w:tc>
@@ -22571,13 +23165,7 @@
               <w:rPr>
                 <w:sz w:val="24"/>
               </w:rPr>
-              <w:t>T</w:t>
-            </w:r>
-            <w:r>
-              <w:rPr>
-                <w:sz w:val="24"/>
-              </w:rPr>
-              <w:t>itle</w:t>
+              <w:t>Title</w:t>
             </w:r>
           </w:p>
         </w:tc>
@@ -22844,13 +23432,7 @@
               <w:rPr>
                 <w:sz w:val="24"/>
               </w:rPr>
-              <w:t>T</w:t>
-            </w:r>
-            <w:r>
-              <w:rPr>
-                <w:sz w:val="24"/>
-              </w:rPr>
-              <w:t>itle</w:t>
+              <w:t>Title</w:t>
             </w:r>
           </w:p>
         </w:tc>
@@ -23022,9 +23604,7 @@
         <w:tblW w:w="9854" w:type="dxa"/>
         <w:tblInd w:w="7" w:type="dxa"/>
         <w:tblCellMar>
-          <w:top w:w="0" w:type="dxa"/>
           <w:left w:w="137" w:type="dxa"/>
-          <w:bottom w:w="0" w:type="dxa"/>
           <w:right w:w="115" w:type="dxa"/>
         </w:tblCellMar>
         <w:tblLook w:val="04A0" w:firstRow="1" w:lastRow="0" w:firstColumn="1" w:lastColumn="0" w:noHBand="0" w:noVBand="1"/>
@@ -23536,13 +24116,7 @@
               <w:rPr>
                 <w:sz w:val="24"/>
               </w:rPr>
-              <w:t>T</w:t>
-            </w:r>
-            <w:r>
-              <w:rPr>
-                <w:sz w:val="24"/>
-              </w:rPr>
-              <w:t>itle</w:t>
+              <w:t>Title</w:t>
             </w:r>
           </w:p>
         </w:tc>
@@ -23796,13 +24370,7 @@
               <w:rPr>
                 <w:sz w:val="24"/>
               </w:rPr>
-              <w:t>D</w:t>
-            </w:r>
-            <w:r>
-              <w:rPr>
-                <w:sz w:val="24"/>
-              </w:rPr>
-              <w:t>escription</w:t>
+              <w:t>Description</w:t>
             </w:r>
           </w:p>
         </w:tc>
@@ -24065,13 +24633,7 @@
               <w:rPr>
                 <w:sz w:val="24"/>
               </w:rPr>
-              <w:t>D</w:t>
-            </w:r>
-            <w:r>
-              <w:rPr>
-                <w:sz w:val="24"/>
-              </w:rPr>
-              <w:t>escription</w:t>
+              <w:t>Description</w:t>
             </w:r>
           </w:p>
         </w:tc>
@@ -24317,13 +24879,7 @@
               <w:rPr>
                 <w:sz w:val="24"/>
               </w:rPr>
-              <w:t>P</w:t>
-            </w:r>
-            <w:r>
-              <w:rPr>
-                <w:sz w:val="24"/>
-              </w:rPr>
-              <w:t>rice</w:t>
+              <w:t>Price</w:t>
             </w:r>
           </w:p>
         </w:tc>
@@ -24509,6 +25065,7 @@
               <w:rPr>
                 <w:sz w:val="24"/>
               </w:rPr>
+              <w:lastRenderedPageBreak/>
               <w:t>TC-</w:t>
             </w:r>
           </w:p>
@@ -24554,13 +25111,7 @@
               <w:rPr>
                 <w:sz w:val="24"/>
               </w:rPr>
-              <w:t>P</w:t>
-            </w:r>
-            <w:r>
-              <w:rPr>
-                <w:sz w:val="24"/>
-              </w:rPr>
-              <w:t>rice</w:t>
+              <w:t>Price</w:t>
             </w:r>
           </w:p>
         </w:tc>
@@ -25987,7 +26538,6 @@
               <w:rPr>
                 <w:sz w:val="24"/>
               </w:rPr>
-              <w:lastRenderedPageBreak/>
               <w:t>Baik"</w:t>
             </w:r>
           </w:p>
@@ -26017,7 +26567,6 @@
               <w:rPr>
                 <w:sz w:val="24"/>
               </w:rPr>
-              <w:lastRenderedPageBreak/>
               <w:t xml:space="preserve">Valid, </w:t>
             </w:r>
             <w:proofErr w:type="spellStart"/>
@@ -27110,9 +27659,7 @@
         <w:tblW w:w="9266" w:type="dxa"/>
         <w:tblInd w:w="7" w:type="dxa"/>
         <w:tblCellMar>
-          <w:top w:w="0" w:type="dxa"/>
           <w:left w:w="133" w:type="dxa"/>
-          <w:bottom w:w="0" w:type="dxa"/>
           <w:right w:w="115" w:type="dxa"/>
         </w:tblCellMar>
         <w:tblLook w:val="04A0" w:firstRow="1" w:lastRow="0" w:firstColumn="1" w:lastColumn="0" w:noHBand="0" w:noVBand="1"/>
@@ -27310,6 +27857,7 @@
               <w:rPr>
                 <w:sz w:val="24"/>
               </w:rPr>
+              <w:lastRenderedPageBreak/>
               <w:t>TC-P01</w:t>
             </w:r>
           </w:p>
@@ -27915,6 +28463,18 @@
                 <w:sz w:val="24"/>
               </w:rPr>
             </w:pPr>
+            <w:r>
+              <w:rPr>
+                <w:sz w:val="24"/>
+              </w:rPr>
+              <w:t>P</w:t>
+            </w:r>
+            <w:r>
+              <w:rPr>
+                <w:sz w:val="24"/>
+              </w:rPr>
+              <w:t>assed</w:t>
+            </w:r>
           </w:p>
         </w:tc>
       </w:tr>
@@ -28225,6 +28785,12 @@
                 <w:sz w:val="24"/>
               </w:rPr>
             </w:pPr>
+            <w:r>
+              <w:rPr>
+                <w:sz w:val="24"/>
+              </w:rPr>
+              <w:t>Passed</w:t>
+            </w:r>
           </w:p>
         </w:tc>
       </w:tr>
@@ -28509,6 +29075,12 @@
                 <w:sz w:val="24"/>
               </w:rPr>
             </w:pPr>
+            <w:r>
+              <w:rPr>
+                <w:sz w:val="24"/>
+              </w:rPr>
+              <w:t>Passed</w:t>
+            </w:r>
           </w:p>
         </w:tc>
       </w:tr>
@@ -28819,6 +29391,12 @@
                 <w:sz w:val="24"/>
               </w:rPr>
             </w:pPr>
+            <w:r>
+              <w:rPr>
+                <w:sz w:val="24"/>
+              </w:rPr>
+              <w:t>Passed</w:t>
+            </w:r>
           </w:p>
         </w:tc>
       </w:tr>
@@ -28851,7 +29429,6 @@
               <w:rPr>
                 <w:sz w:val="24"/>
               </w:rPr>
-              <w:lastRenderedPageBreak/>
               <w:t>TC-P10</w:t>
             </w:r>
           </w:p>
@@ -29440,6 +30017,18 @@
                 <w:sz w:val="24"/>
               </w:rPr>
             </w:pPr>
+            <w:r>
+              <w:rPr>
+                <w:sz w:val="24"/>
+              </w:rPr>
+              <w:t>P</w:t>
+            </w:r>
+            <w:r>
+              <w:rPr>
+                <w:sz w:val="24"/>
+              </w:rPr>
+              <w:t>assed</w:t>
+            </w:r>
           </w:p>
         </w:tc>
       </w:tr>
@@ -29577,6 +30166,12 @@
                 <w:sz w:val="24"/>
               </w:rPr>
             </w:pPr>
+            <w:r>
+              <w:rPr>
+                <w:sz w:val="24"/>
+              </w:rPr>
+              <w:t>Passed</w:t>
+            </w:r>
           </w:p>
         </w:tc>
       </w:tr>
@@ -29748,9 +30343,7 @@
         <w:tblW w:w="9327" w:type="dxa"/>
         <w:tblInd w:w="7" w:type="dxa"/>
         <w:tblCellMar>
-          <w:top w:w="0" w:type="dxa"/>
           <w:left w:w="137" w:type="dxa"/>
-          <w:bottom w:w="0" w:type="dxa"/>
           <w:right w:w="115" w:type="dxa"/>
         </w:tblCellMar>
         <w:tblLook w:val="04A0" w:firstRow="1" w:lastRow="0" w:firstColumn="1" w:lastColumn="0" w:noHBand="0" w:noVBand="1"/>
@@ -30338,13 +30931,7 @@
               <w:rPr>
                 <w:sz w:val="24"/>
               </w:rPr>
-              <w:t>N</w:t>
-            </w:r>
-            <w:r>
-              <w:rPr>
-                <w:sz w:val="24"/>
-              </w:rPr>
-              <w:t>ote</w:t>
+              <w:t>Note</w:t>
             </w:r>
           </w:p>
         </w:tc>
@@ -30450,6 +31037,7 @@
         <w:rPr>
           <w:sz w:val="24"/>
         </w:rPr>
+        <w:lastRenderedPageBreak/>
         <w:t>Pemilihan</w:t>
       </w:r>
       <w:proofErr w:type="spellEnd"/>
@@ -30482,7 +31070,6 @@
         <w:tblCellMar>
           <w:top w:w="42" w:type="dxa"/>
           <w:left w:w="136" w:type="dxa"/>
-          <w:bottom w:w="0" w:type="dxa"/>
           <w:right w:w="115" w:type="dxa"/>
         </w:tblCellMar>
         <w:tblLook w:val="04A0" w:firstRow="1" w:lastRow="0" w:firstColumn="1" w:lastColumn="0" w:noHBand="0" w:noVBand="1"/>
@@ -31368,7 +31955,6 @@
               <w:rPr>
                 <w:sz w:val="24"/>
               </w:rPr>
-              <w:lastRenderedPageBreak/>
               <w:t>TC-</w:t>
             </w:r>
           </w:p>
@@ -31904,13 +32490,7 @@
               <w:rPr>
                 <w:sz w:val="24"/>
               </w:rPr>
-              <w:t>N</w:t>
-            </w:r>
-            <w:r>
-              <w:rPr>
-                <w:sz w:val="24"/>
-              </w:rPr>
-              <w:t>ote</w:t>
+              <w:t>Note</w:t>
             </w:r>
           </w:p>
         </w:tc>
@@ -32472,13 +33052,7 @@
               <w:rPr>
                 <w:sz w:val="24"/>
               </w:rPr>
-              <w:t>M</w:t>
-            </w:r>
-            <w:r>
-              <w:rPr>
-                <w:sz w:val="24"/>
-              </w:rPr>
-              <w:t>aksimum</w:t>
+              <w:t>Maksimum</w:t>
             </w:r>
             <w:proofErr w:type="spellEnd"/>
           </w:p>
@@ -32595,13 +33169,7 @@
               <w:rPr>
                 <w:sz w:val="24"/>
               </w:rPr>
-              <w:t>N</w:t>
-            </w:r>
-            <w:r>
-              <w:rPr>
-                <w:sz w:val="24"/>
-              </w:rPr>
-              <w:t>ote</w:t>
+              <w:t>Note</w:t>
             </w:r>
           </w:p>
         </w:tc>
@@ -32758,6 +33326,7 @@
               <w:rPr>
                 <w:sz w:val="24"/>
               </w:rPr>
+              <w:lastRenderedPageBreak/>
               <w:t>atau</w:t>
             </w:r>
             <w:proofErr w:type="spellEnd"/>
@@ -32822,6 +33391,7 @@
               <w:rPr>
                 <w:sz w:val="24"/>
               </w:rPr>
+              <w:lastRenderedPageBreak/>
               <w:t xml:space="preserve">Tawaran </w:t>
             </w:r>
             <w:proofErr w:type="spellStart"/>
@@ -33427,9 +33997,7 @@
         <w:tblW w:w="9281" w:type="dxa"/>
         <w:tblInd w:w="7" w:type="dxa"/>
         <w:tblCellMar>
-          <w:top w:w="0" w:type="dxa"/>
           <w:left w:w="133" w:type="dxa"/>
-          <w:bottom w:w="0" w:type="dxa"/>
           <w:right w:w="115" w:type="dxa"/>
         </w:tblCellMar>
         <w:tblLook w:val="04A0" w:firstRow="1" w:lastRow="0" w:firstColumn="1" w:lastColumn="0" w:noHBand="0" w:noVBand="1"/>
@@ -34205,7 +34773,6 @@
               <w:rPr>
                 <w:sz w:val="24"/>
               </w:rPr>
-              <w:lastRenderedPageBreak/>
               <w:t>TC-O05</w:t>
             </w:r>
           </w:p>
@@ -34832,9 +35399,7 @@
         <w:tblW w:w="9026" w:type="dxa"/>
         <w:tblInd w:w="7" w:type="dxa"/>
         <w:tblCellMar>
-          <w:top w:w="0" w:type="dxa"/>
           <w:left w:w="137" w:type="dxa"/>
-          <w:bottom w:w="0" w:type="dxa"/>
           <w:right w:w="115" w:type="dxa"/>
         </w:tblCellMar>
         <w:tblLook w:val="04A0" w:firstRow="1" w:lastRow="0" w:firstColumn="1" w:lastColumn="0" w:noHBand="0" w:noVBand="1"/>
@@ -35211,6 +35776,7 @@
               <w:rPr>
                 <w:sz w:val="24"/>
               </w:rPr>
+              <w:lastRenderedPageBreak/>
               <w:t>(completed)</w:t>
             </w:r>
           </w:p>
@@ -35245,6 +35811,7 @@
               <w:rPr>
                 <w:sz w:val="24"/>
               </w:rPr>
+              <w:lastRenderedPageBreak/>
               <w:t>2</w:t>
             </w:r>
           </w:p>
@@ -35274,13 +35841,7 @@
               <w:rPr>
                 <w:sz w:val="24"/>
               </w:rPr>
-              <w:t>R</w:t>
-            </w:r>
-            <w:r>
-              <w:rPr>
-                <w:sz w:val="24"/>
-              </w:rPr>
-              <w:t>ating</w:t>
+              <w:t>Rating</w:t>
             </w:r>
           </w:p>
         </w:tc>
@@ -35535,7 +36096,19 @@
               <w:rPr>
                 <w:sz w:val="24"/>
               </w:rPr>
-              <w:t xml:space="preserve"> 1 - 5</w:t>
+              <w:t xml:space="preserve"> 1 </w:t>
+            </w:r>
+            <w:r>
+              <w:rPr>
+                <w:sz w:val="24"/>
+              </w:rPr>
+              <w:t>–</w:t>
+            </w:r>
+            <w:r>
+              <w:rPr>
+                <w:sz w:val="24"/>
+              </w:rPr>
+              <w:t xml:space="preserve"> 5</w:t>
             </w:r>
           </w:p>
         </w:tc>
@@ -35708,7 +36281,19 @@
               <w:rPr>
                 <w:sz w:val="24"/>
               </w:rPr>
-              <w:t xml:space="preserve"> 1 - 5</w:t>
+              <w:t xml:space="preserve"> 1 </w:t>
+            </w:r>
+            <w:r>
+              <w:rPr>
+                <w:sz w:val="24"/>
+              </w:rPr>
+              <w:t>–</w:t>
+            </w:r>
+            <w:r>
+              <w:rPr>
+                <w:sz w:val="24"/>
+              </w:rPr>
+              <w:t xml:space="preserve"> 5</w:t>
             </w:r>
           </w:p>
         </w:tc>
@@ -35877,7 +36462,19 @@
               <w:rPr>
                 <w:sz w:val="24"/>
               </w:rPr>
-              <w:t xml:space="preserve"> 1 - 5</w:t>
+              <w:t xml:space="preserve"> 1 </w:t>
+            </w:r>
+            <w:r>
+              <w:rPr>
+                <w:sz w:val="24"/>
+              </w:rPr>
+              <w:t>–</w:t>
+            </w:r>
+            <w:r>
+              <w:rPr>
+                <w:sz w:val="24"/>
+              </w:rPr>
+              <w:t xml:space="preserve"> 5</w:t>
             </w:r>
           </w:p>
         </w:tc>
@@ -35940,13 +36537,7 @@
               <w:rPr>
                 <w:sz w:val="24"/>
               </w:rPr>
-              <w:t>T</w:t>
-            </w:r>
-            <w:r>
-              <w:rPr>
-                <w:sz w:val="24"/>
-              </w:rPr>
-              <w:t>ags</w:t>
+              <w:t>Tags</w:t>
             </w:r>
           </w:p>
         </w:tc>
@@ -36125,13 +36716,7 @@
               <w:rPr>
                 <w:sz w:val="24"/>
               </w:rPr>
-              <w:t>C</w:t>
-            </w:r>
-            <w:r>
-              <w:rPr>
-                <w:sz w:val="24"/>
-              </w:rPr>
-              <w:t>omment</w:t>
+              <w:t>Comment</w:t>
             </w:r>
           </w:p>
         </w:tc>
@@ -36267,9 +36852,7 @@
         <w:tblW w:w="9070" w:type="dxa"/>
         <w:tblInd w:w="7" w:type="dxa"/>
         <w:tblCellMar>
-          <w:top w:w="0" w:type="dxa"/>
           <w:left w:w="136" w:type="dxa"/>
-          <w:bottom w:w="0" w:type="dxa"/>
           <w:right w:w="115" w:type="dxa"/>
         </w:tblCellMar>
         <w:tblLook w:val="04A0" w:firstRow="1" w:lastRow="0" w:firstColumn="1" w:lastColumn="0" w:noHBand="0" w:noVBand="1"/>
@@ -36594,7 +37177,6 @@
               <w:rPr>
                 <w:sz w:val="24"/>
               </w:rPr>
-              <w:lastRenderedPageBreak/>
               <w:t>TC-</w:t>
             </w:r>
           </w:p>
@@ -36639,13 +37221,7 @@
               <w:rPr>
                 <w:sz w:val="24"/>
               </w:rPr>
-              <w:t>R</w:t>
-            </w:r>
-            <w:r>
-              <w:rPr>
-                <w:sz w:val="24"/>
-              </w:rPr>
-              <w:t>ating</w:t>
+              <w:t>Rating</w:t>
             </w:r>
           </w:p>
         </w:tc>
@@ -36843,7 +37419,6 @@
         <w:tblCellMar>
           <w:top w:w="34" w:type="dxa"/>
           <w:left w:w="136" w:type="dxa"/>
-          <w:bottom w:w="0" w:type="dxa"/>
           <w:right w:w="115" w:type="dxa"/>
         </w:tblCellMar>
         <w:tblLook w:val="04A0" w:firstRow="1" w:lastRow="0" w:firstColumn="1" w:lastColumn="0" w:noHBand="0" w:noVBand="1"/>
@@ -37214,13 +37789,7 @@
               <w:rPr>
                 <w:sz w:val="24"/>
               </w:rPr>
-              <w:t>R</w:t>
-            </w:r>
-            <w:r>
-              <w:rPr>
-                <w:sz w:val="24"/>
-              </w:rPr>
-              <w:t>ating</w:t>
+              <w:t>Rating</w:t>
             </w:r>
           </w:p>
         </w:tc>
@@ -37322,13 +37891,7 @@
               <w:rPr>
                 <w:sz w:val="24"/>
               </w:rPr>
-              <w:t>M</w:t>
-            </w:r>
-            <w:r>
-              <w:rPr>
-                <w:sz w:val="24"/>
-              </w:rPr>
-              <w:t>inimum</w:t>
+              <w:t>Minimum</w:t>
             </w:r>
           </w:p>
         </w:tc>
@@ -37426,6 +37989,7 @@
               <w:rPr>
                 <w:sz w:val="24"/>
               </w:rPr>
+              <w:lastRenderedPageBreak/>
               <w:t>TC-</w:t>
             </w:r>
           </w:p>
@@ -37470,13 +38034,7 @@
               <w:rPr>
                 <w:sz w:val="24"/>
               </w:rPr>
-              <w:t>R</w:t>
-            </w:r>
-            <w:r>
-              <w:rPr>
-                <w:sz w:val="24"/>
-              </w:rPr>
-              <w:t>ating</w:t>
+              <w:t>Rating</w:t>
             </w:r>
           </w:p>
         </w:tc>
@@ -37737,13 +38295,7 @@
               <w:rPr>
                 <w:sz w:val="24"/>
               </w:rPr>
-              <w:t>R</w:t>
-            </w:r>
-            <w:r>
-              <w:rPr>
-                <w:sz w:val="24"/>
-              </w:rPr>
-              <w:t>ating</w:t>
+              <w:t>Rating</w:t>
             </w:r>
           </w:p>
         </w:tc>
@@ -37989,13 +38541,7 @@
               <w:rPr>
                 <w:sz w:val="24"/>
               </w:rPr>
-              <w:t>C</w:t>
-            </w:r>
-            <w:r>
-              <w:rPr>
-                <w:sz w:val="24"/>
-              </w:rPr>
-              <w:t>omment</w:t>
+              <w:t>Comment</w:t>
             </w:r>
           </w:p>
         </w:tc>
@@ -38292,13 +38838,7 @@
               <w:rPr>
                 <w:sz w:val="24"/>
               </w:rPr>
-              <w:t>C</w:t>
-            </w:r>
-            <w:r>
-              <w:rPr>
-                <w:sz w:val="24"/>
-              </w:rPr>
-              <w:t>omment</w:t>
+              <w:t>Comment</w:t>
             </w:r>
           </w:p>
         </w:tc>
@@ -38628,13 +39168,7 @@
               <w:rPr>
                 <w:sz w:val="24"/>
               </w:rPr>
-              <w:t>T</w:t>
-            </w:r>
-            <w:r>
-              <w:rPr>
-                <w:sz w:val="24"/>
-              </w:rPr>
-              <w:t>ags</w:t>
+              <w:t>Tags</w:t>
             </w:r>
           </w:p>
         </w:tc>
@@ -38840,7 +39374,6 @@
               <w:rPr>
                 <w:sz w:val="24"/>
               </w:rPr>
-              <w:lastRenderedPageBreak/>
               <w:t>TC-</w:t>
             </w:r>
           </w:p>
@@ -38886,13 +39419,7 @@
               <w:rPr>
                 <w:sz w:val="24"/>
               </w:rPr>
-              <w:t>T</w:t>
-            </w:r>
-            <w:r>
-              <w:rPr>
-                <w:sz w:val="24"/>
-              </w:rPr>
-              <w:t>ags</w:t>
+              <w:t>Tags</w:t>
             </w:r>
           </w:p>
         </w:tc>
@@ -40174,9 +40701,7 @@
         <w:tblW w:w="9117" w:type="dxa"/>
         <w:tblInd w:w="7" w:type="dxa"/>
         <w:tblCellMar>
-          <w:top w:w="0" w:type="dxa"/>
           <w:left w:w="133" w:type="dxa"/>
-          <w:bottom w:w="0" w:type="dxa"/>
           <w:right w:w="115" w:type="dxa"/>
         </w:tblCellMar>
         <w:tblLook w:val="04A0" w:firstRow="1" w:lastRow="0" w:firstColumn="1" w:lastColumn="0" w:noHBand="0" w:noVBand="1"/>
@@ -41527,7 +42052,6 @@
               <w:rPr>
                 <w:sz w:val="24"/>
               </w:rPr>
-              <w:lastRenderedPageBreak/>
               <w:t>TC-</w:t>
             </w:r>
           </w:p>
@@ -42272,6 +42796,7 @@
         <w:rPr>
           <w:sz w:val="24"/>
         </w:rPr>
+        <w:lastRenderedPageBreak/>
         <w:t>Kesimpulan</w:t>
       </w:r>
     </w:p>
@@ -43025,16 +43550,6 @@
         </w:rPr>
         <w:t>.</w:t>
       </w:r>
-    </w:p>
-    <w:p>
-      <w:pPr>
-        <w:spacing w:after="37" w:line="319" w:lineRule="auto"/>
-        <w:ind w:right="0"/>
-        <w:jc w:val="both"/>
-        <w:rPr>
-          <w:sz w:val="24"/>
-        </w:rPr>
-      </w:pPr>
       <w:r>
         <w:rPr>
           <w:noProof/>
@@ -43141,463 +43656,6 @@
           </mc:Fallback>
         </mc:AlternateContent>
       </w:r>
-      <w:proofErr w:type="spellStart"/>
-      <w:r>
-        <w:rPr>
-          <w:b/>
-          <w:color w:val="555555"/>
-          <w:sz w:val="24"/>
-        </w:rPr>
-        <w:t>Catatan</w:t>
-      </w:r>
-      <w:proofErr w:type="spellEnd"/>
-      <w:r>
-        <w:rPr>
-          <w:b/>
-          <w:color w:val="555555"/>
-          <w:sz w:val="24"/>
-        </w:rPr>
-        <w:t>:</w:t>
-      </w:r>
-      <w:r>
-        <w:rPr>
-          <w:color w:val="555555"/>
-          <w:sz w:val="24"/>
-        </w:rPr>
-        <w:t xml:space="preserve"> </w:t>
-      </w:r>
-      <w:proofErr w:type="spellStart"/>
-      <w:r>
-        <w:rPr>
-          <w:color w:val="555555"/>
-          <w:sz w:val="24"/>
-        </w:rPr>
-        <w:t>seluruh</w:t>
-      </w:r>
-      <w:proofErr w:type="spellEnd"/>
-      <w:r>
-        <w:rPr>
-          <w:color w:val="555555"/>
-          <w:sz w:val="24"/>
-        </w:rPr>
-        <w:t xml:space="preserve"> </w:t>
-      </w:r>
-      <w:proofErr w:type="spellStart"/>
-      <w:r>
-        <w:rPr>
-          <w:color w:val="555555"/>
-          <w:sz w:val="24"/>
-        </w:rPr>
-        <w:t>kolom</w:t>
-      </w:r>
-      <w:proofErr w:type="spellEnd"/>
-      <w:r>
-        <w:rPr>
-          <w:color w:val="555555"/>
-          <w:sz w:val="24"/>
-        </w:rPr>
-        <w:t xml:space="preserve"> Actual Output dan Status pada </w:t>
-      </w:r>
-      <w:proofErr w:type="spellStart"/>
-      <w:r>
-        <w:rPr>
-          <w:color w:val="555555"/>
-          <w:sz w:val="24"/>
-        </w:rPr>
-        <w:t>dokumen</w:t>
-      </w:r>
-      <w:proofErr w:type="spellEnd"/>
-      <w:r>
-        <w:rPr>
-          <w:color w:val="555555"/>
-          <w:sz w:val="24"/>
-        </w:rPr>
-        <w:t xml:space="preserve"> </w:t>
-      </w:r>
-      <w:proofErr w:type="spellStart"/>
-      <w:r>
-        <w:rPr>
-          <w:color w:val="555555"/>
-          <w:sz w:val="24"/>
-        </w:rPr>
-        <w:t>ini</w:t>
-      </w:r>
-      <w:proofErr w:type="spellEnd"/>
-      <w:r>
-        <w:rPr>
-          <w:color w:val="555555"/>
-          <w:sz w:val="24"/>
-        </w:rPr>
-        <w:t xml:space="preserve"> </w:t>
-      </w:r>
-      <w:proofErr w:type="spellStart"/>
-      <w:r>
-        <w:rPr>
-          <w:color w:val="555555"/>
-          <w:sz w:val="24"/>
-        </w:rPr>
-        <w:t>sengaja</w:t>
-      </w:r>
-      <w:proofErr w:type="spellEnd"/>
-      <w:r>
-        <w:rPr>
-          <w:color w:val="555555"/>
-          <w:sz w:val="24"/>
-        </w:rPr>
-        <w:t xml:space="preserve"> </w:t>
-      </w:r>
-      <w:proofErr w:type="spellStart"/>
-      <w:r>
-        <w:rPr>
-          <w:color w:val="555555"/>
-          <w:sz w:val="24"/>
-        </w:rPr>
-        <w:t>dikosongkan</w:t>
-      </w:r>
-      <w:proofErr w:type="spellEnd"/>
-      <w:r>
-        <w:rPr>
-          <w:color w:val="555555"/>
-          <w:sz w:val="24"/>
-        </w:rPr>
-        <w:t xml:space="preserve"> </w:t>
-      </w:r>
-      <w:proofErr w:type="spellStart"/>
-      <w:r>
-        <w:rPr>
-          <w:color w:val="555555"/>
-          <w:sz w:val="24"/>
-        </w:rPr>
-        <w:t>karena</w:t>
-      </w:r>
-      <w:proofErr w:type="spellEnd"/>
-      <w:r>
-        <w:rPr>
-          <w:color w:val="555555"/>
-          <w:sz w:val="24"/>
-        </w:rPr>
-        <w:t xml:space="preserve"> </w:t>
-      </w:r>
-      <w:proofErr w:type="spellStart"/>
-      <w:r>
-        <w:rPr>
-          <w:color w:val="555555"/>
-          <w:sz w:val="24"/>
-        </w:rPr>
-        <w:t>harus</w:t>
-      </w:r>
-      <w:proofErr w:type="spellEnd"/>
-      <w:r>
-        <w:rPr>
-          <w:color w:val="555555"/>
-          <w:sz w:val="24"/>
-        </w:rPr>
-        <w:t xml:space="preserve"> </w:t>
-      </w:r>
-      <w:proofErr w:type="spellStart"/>
-      <w:r>
-        <w:rPr>
-          <w:color w:val="555555"/>
-          <w:sz w:val="24"/>
-        </w:rPr>
-        <w:t>diisi</w:t>
-      </w:r>
-      <w:proofErr w:type="spellEnd"/>
-      <w:r>
-        <w:rPr>
-          <w:color w:val="555555"/>
-          <w:sz w:val="24"/>
-        </w:rPr>
-        <w:t xml:space="preserve"> </w:t>
-      </w:r>
-      <w:proofErr w:type="spellStart"/>
-      <w:r>
-        <w:rPr>
-          <w:color w:val="555555"/>
-          <w:sz w:val="24"/>
-        </w:rPr>
-        <w:t>berdasarkan</w:t>
-      </w:r>
-      <w:proofErr w:type="spellEnd"/>
-      <w:r>
-        <w:rPr>
-          <w:color w:val="555555"/>
-          <w:sz w:val="24"/>
-        </w:rPr>
-        <w:t xml:space="preserve"> </w:t>
-      </w:r>
-      <w:proofErr w:type="spellStart"/>
-      <w:r>
-        <w:rPr>
-          <w:color w:val="555555"/>
-          <w:sz w:val="24"/>
-        </w:rPr>
-        <w:t>hasil</w:t>
-      </w:r>
-      <w:proofErr w:type="spellEnd"/>
-      <w:r>
-        <w:rPr>
-          <w:color w:val="555555"/>
-          <w:sz w:val="24"/>
-        </w:rPr>
-        <w:t xml:space="preserve"> </w:t>
-      </w:r>
-      <w:proofErr w:type="spellStart"/>
-      <w:r>
-        <w:rPr>
-          <w:color w:val="555555"/>
-          <w:sz w:val="24"/>
-        </w:rPr>
-        <w:t>eksekusi</w:t>
-      </w:r>
-      <w:proofErr w:type="spellEnd"/>
-      <w:r>
-        <w:rPr>
-          <w:color w:val="555555"/>
-          <w:sz w:val="24"/>
-        </w:rPr>
-        <w:t xml:space="preserve"> </w:t>
-      </w:r>
-      <w:proofErr w:type="spellStart"/>
-      <w:r>
-        <w:rPr>
-          <w:color w:val="555555"/>
-          <w:sz w:val="24"/>
-        </w:rPr>
-        <w:t>nyata</w:t>
-      </w:r>
-      <w:proofErr w:type="spellEnd"/>
-      <w:r>
-        <w:rPr>
-          <w:color w:val="555555"/>
-          <w:sz w:val="24"/>
-        </w:rPr>
-        <w:t xml:space="preserve"> </w:t>
-      </w:r>
-      <w:proofErr w:type="spellStart"/>
-      <w:r>
-        <w:rPr>
-          <w:color w:val="555555"/>
-          <w:sz w:val="24"/>
-        </w:rPr>
-        <w:t>terhadap</w:t>
-      </w:r>
-      <w:proofErr w:type="spellEnd"/>
-      <w:r>
-        <w:rPr>
-          <w:color w:val="555555"/>
-          <w:sz w:val="24"/>
-        </w:rPr>
-        <w:t xml:space="preserve"> </w:t>
-      </w:r>
-      <w:proofErr w:type="spellStart"/>
-      <w:r>
-        <w:rPr>
-          <w:color w:val="555555"/>
-          <w:sz w:val="24"/>
-        </w:rPr>
-        <w:t>aplikasi</w:t>
-      </w:r>
-      <w:proofErr w:type="spellEnd"/>
-      <w:r>
-        <w:rPr>
-          <w:color w:val="555555"/>
-          <w:sz w:val="24"/>
-        </w:rPr>
-        <w:t xml:space="preserve"> yang </w:t>
-      </w:r>
-      <w:proofErr w:type="spellStart"/>
-      <w:r>
-        <w:rPr>
-          <w:color w:val="555555"/>
-          <w:sz w:val="24"/>
-        </w:rPr>
-        <w:t>sedang</w:t>
-      </w:r>
-      <w:proofErr w:type="spellEnd"/>
-      <w:r>
-        <w:rPr>
-          <w:color w:val="555555"/>
-          <w:sz w:val="24"/>
-        </w:rPr>
-        <w:t xml:space="preserve"> </w:t>
-      </w:r>
-      <w:proofErr w:type="spellStart"/>
-      <w:r>
-        <w:rPr>
-          <w:color w:val="555555"/>
-          <w:sz w:val="24"/>
-        </w:rPr>
-        <w:t>berjalan</w:t>
-      </w:r>
-      <w:proofErr w:type="spellEnd"/>
-      <w:r>
-        <w:rPr>
-          <w:color w:val="555555"/>
-          <w:sz w:val="24"/>
-        </w:rPr>
-        <w:t xml:space="preserve"> (running), </w:t>
-      </w:r>
-      <w:proofErr w:type="spellStart"/>
-      <w:r>
-        <w:rPr>
-          <w:color w:val="555555"/>
-          <w:sz w:val="24"/>
-        </w:rPr>
-        <w:t>disertai</w:t>
-      </w:r>
-      <w:proofErr w:type="spellEnd"/>
-      <w:r>
-        <w:rPr>
-          <w:color w:val="555555"/>
-          <w:sz w:val="24"/>
-        </w:rPr>
-        <w:t xml:space="preserve"> </w:t>
-      </w:r>
-      <w:proofErr w:type="spellStart"/>
-      <w:r>
-        <w:rPr>
-          <w:color w:val="555555"/>
-          <w:sz w:val="24"/>
-        </w:rPr>
-        <w:t>bukti</w:t>
-      </w:r>
-      <w:proofErr w:type="spellEnd"/>
-      <w:r>
-        <w:rPr>
-          <w:color w:val="555555"/>
-          <w:sz w:val="24"/>
-        </w:rPr>
-        <w:t xml:space="preserve"> </w:t>
-      </w:r>
-      <w:proofErr w:type="spellStart"/>
-      <w:r>
-        <w:rPr>
-          <w:color w:val="555555"/>
-          <w:sz w:val="24"/>
-        </w:rPr>
-        <w:t>tangkapan</w:t>
-      </w:r>
-      <w:proofErr w:type="spellEnd"/>
-      <w:r>
-        <w:rPr>
-          <w:color w:val="555555"/>
-          <w:sz w:val="24"/>
-        </w:rPr>
-        <w:t xml:space="preserve"> </w:t>
-      </w:r>
-      <w:proofErr w:type="spellStart"/>
-      <w:r>
-        <w:rPr>
-          <w:color w:val="555555"/>
-          <w:sz w:val="24"/>
-        </w:rPr>
-        <w:t>layar</w:t>
-      </w:r>
-      <w:proofErr w:type="spellEnd"/>
-      <w:r>
-        <w:rPr>
-          <w:color w:val="555555"/>
-          <w:sz w:val="24"/>
-        </w:rPr>
-        <w:t xml:space="preserve"> </w:t>
-      </w:r>
-      <w:proofErr w:type="spellStart"/>
-      <w:r>
-        <w:rPr>
-          <w:color w:val="555555"/>
-          <w:sz w:val="24"/>
-        </w:rPr>
-        <w:t>sebagai</w:t>
-      </w:r>
-      <w:proofErr w:type="spellEnd"/>
-      <w:r>
-        <w:rPr>
-          <w:color w:val="555555"/>
-          <w:sz w:val="24"/>
-        </w:rPr>
-        <w:t xml:space="preserve"> </w:t>
-      </w:r>
-      <w:proofErr w:type="spellStart"/>
-      <w:r>
-        <w:rPr>
-          <w:color w:val="555555"/>
-          <w:sz w:val="24"/>
-        </w:rPr>
-        <w:t>lampiran</w:t>
-      </w:r>
-      <w:proofErr w:type="spellEnd"/>
-      <w:r>
-        <w:rPr>
-          <w:color w:val="555555"/>
-          <w:sz w:val="24"/>
-        </w:rPr>
-        <w:t xml:space="preserve">, </w:t>
-      </w:r>
-      <w:proofErr w:type="spellStart"/>
-      <w:r>
-        <w:rPr>
-          <w:color w:val="555555"/>
-          <w:sz w:val="24"/>
-        </w:rPr>
-        <w:t>sebagaimana</w:t>
-      </w:r>
-      <w:proofErr w:type="spellEnd"/>
-      <w:r>
-        <w:rPr>
-          <w:color w:val="555555"/>
-          <w:sz w:val="24"/>
-        </w:rPr>
-        <w:t xml:space="preserve"> format pada </w:t>
-      </w:r>
-      <w:proofErr w:type="spellStart"/>
-      <w:r>
-        <w:rPr>
-          <w:color w:val="555555"/>
-          <w:sz w:val="24"/>
-        </w:rPr>
-        <w:t>modul</w:t>
-      </w:r>
-      <w:proofErr w:type="spellEnd"/>
-      <w:r>
-        <w:rPr>
-          <w:color w:val="555555"/>
-          <w:sz w:val="24"/>
-        </w:rPr>
-        <w:t xml:space="preserve"> </w:t>
-      </w:r>
-      <w:proofErr w:type="spellStart"/>
-      <w:r>
-        <w:rPr>
-          <w:color w:val="555555"/>
-          <w:sz w:val="24"/>
-        </w:rPr>
-        <w:t>perkuliahan</w:t>
-      </w:r>
-      <w:proofErr w:type="spellEnd"/>
-      <w:r>
-        <w:rPr>
-          <w:color w:val="555555"/>
-          <w:sz w:val="24"/>
-        </w:rPr>
-        <w:t xml:space="preserve"> </w:t>
-      </w:r>
-      <w:proofErr w:type="spellStart"/>
-      <w:r>
-        <w:rPr>
-          <w:color w:val="555555"/>
-          <w:sz w:val="24"/>
-        </w:rPr>
-        <w:t>Pertemuan</w:t>
-      </w:r>
-      <w:proofErr w:type="spellEnd"/>
-      <w:r>
-        <w:rPr>
-          <w:color w:val="555555"/>
-          <w:sz w:val="24"/>
-        </w:rPr>
-        <w:t xml:space="preserve"> 11.</w:t>
-      </w:r>
     </w:p>
     <w:sectPr>
       <w:pgSz w:w="12240" w:h="15840"/>
@@ -43607,6 +43665,56 @@
     </w:sectPr>
   </w:body>
 </w:document>
+</file>
+
+<file path=word/endnotes.xml><?xml version="1.0" encoding="utf-8"?>
+<w:endnotes xmlns:wpc="http://schemas.microsoft.com/office/word/2010/wordprocessingCanvas" xmlns:cx="http://schemas.microsoft.com/office/drawing/2014/chartex" xmlns:cx1="http://schemas.microsoft.com/office/drawing/2015/9/8/chartex" xmlns:cx2="http://schemas.microsoft.com/office/drawing/2015/10/21/chartex" xmlns:cx3="http://schemas.microsoft.com/office/drawing/2016/5/9/chartex" xmlns:cx4="http://schemas.microsoft.com/office/drawing/2016/5/10/chartex" xmlns:cx5="http://schemas.microsoft.com/office/drawing/2016/5/11/chartex" xmlns:cx6="http://schemas.microsoft.com/office/drawing/2016/5/12/chartex" xmlns:cx7="http://schemas.microsoft.com/office/drawing/2016/5/13/chartex" xmlns:cx8="http://schemas.microsoft.com/office/drawing/2016/5/14/chartex" xmlns:mc="http://schemas.openxmlformats.org/markup-compatibility/2006" xmlns:aink="http://schemas.microsoft.com/office/drawing/2016/ink" xmlns:am3d="http://schemas.microsoft.com/office/drawing/2017/model3d" xmlns:o="urn:schemas-microsoft-com:office:office" xmlns:oel="http://schemas.microsoft.com/office/2019/extlst" xmlns:r="http://schemas.openxmlformats.org/officeDocument/2006/relationships" xmlns:m="http://schemas.openxmlformats.org/officeDocument/2006/math" xmlns:v="urn:schemas-microsoft-com:vml" xmlns:wp14="http://schemas.microsoft.com/office/word/2010/wordprocessingDrawing" xmlns:wp="http://schemas.openxmlformats.org/drawingml/2006/wordprocessingDrawing" xmlns:w10="urn:schemas-microsoft-com:office:word" xmlns:w="http://schemas.openxmlformats.org/wordprocessingml/2006/main" xmlns:w14="http://schemas.microsoft.com/office/word/2010/wordml" xmlns:w15="http://schemas.microsoft.com/office/word/2012/wordml" xmlns:w16cex="http://schemas.microsoft.com/office/word/2018/wordml/cex" xmlns:w16cid="http://schemas.microsoft.com/office/word/2016/wordml/cid" xmlns:w16="http://schemas.microsoft.com/office/word/2018/wordml" xmlns:w16du="http://schemas.microsoft.com/office/word/2023/wordml/word16du" xmlns:w16sdtdh="http://schemas.microsoft.com/office/word/2020/wordml/sdtdatahash" xmlns:w16sdtfl="http://schemas.microsoft.com/office/word/2024/wordml/sdtformatlock" xmlns:w16se="http://schemas.microsoft.com/office/word/2015/wordml/symex" xmlns:wpg="http://schemas.microsoft.com/office/word/2010/wordprocessingGroup" xmlns:wpi="http://schemas.microsoft.com/office/word/2010/wordprocessingInk" xmlns:wne="http://schemas.microsoft.com/office/word/2006/wordml" xmlns:wps="http://schemas.microsoft.com/office/word/2010/wordprocessingShape" mc:Ignorable="w14 w15 w16se w16cid w16 w16cex w16sdtdh w16sdtfl w16du wp14">
+  <w:endnote w:type="separator" w:id="-1">
+    <w:p>
+      <w:pPr>
+        <w:spacing w:after="0" w:line="240" w:lineRule="auto"/>
+      </w:pPr>
+      <w:r>
+        <w:separator/>
+      </w:r>
+    </w:p>
+  </w:endnote>
+  <w:endnote w:type="continuationSeparator" w:id="0">
+    <w:p>
+      <w:pPr>
+        <w:spacing w:after="0" w:line="240" w:lineRule="auto"/>
+      </w:pPr>
+      <w:r>
+        <w:continuationSeparator/>
+      </w:r>
+    </w:p>
+  </w:endnote>
+</w:endnotes>
+</file>
+
+<file path=word/footnotes.xml><?xml version="1.0" encoding="utf-8"?>
+<w:footnotes xmlns:wpc="http://schemas.microsoft.com/office/word/2010/wordprocessingCanvas" xmlns:cx="http://schemas.microsoft.com/office/drawing/2014/chartex" xmlns:cx1="http://schemas.microsoft.com/office/drawing/2015/9/8/chartex" xmlns:cx2="http://schemas.microsoft.com/office/drawing/2015/10/21/chartex" xmlns:cx3="http://schemas.microsoft.com/office/drawing/2016/5/9/chartex" xmlns:cx4="http://schemas.microsoft.com/office/drawing/2016/5/10/chartex" xmlns:cx5="http://schemas.microsoft.com/office/drawing/2016/5/11/chartex" xmlns:cx6="http://schemas.microsoft.com/office/drawing/2016/5/12/chartex" xmlns:cx7="http://schemas.microsoft.com/office/drawing/2016/5/13/chartex" xmlns:cx8="http://schemas.microsoft.com/office/drawing/2016/5/14/chartex" xmlns:mc="http://schemas.openxmlformats.org/markup-compatibility/2006" xmlns:aink="http://schemas.microsoft.com/office/drawing/2016/ink" xmlns:am3d="http://schemas.microsoft.com/office/drawing/2017/model3d" xmlns:o="urn:schemas-microsoft-com:office:office" xmlns:oel="http://schemas.microsoft.com/office/2019/extlst" xmlns:r="http://schemas.openxmlformats.org/officeDocument/2006/relationships" xmlns:m="http://schemas.openxmlformats.org/officeDocument/2006/math" xmlns:v="urn:schemas-microsoft-com:vml" xmlns:wp14="http://schemas.microsoft.com/office/word/2010/wordprocessingDrawing" xmlns:wp="http://schemas.openxmlformats.org/drawingml/2006/wordprocessingDrawing" xmlns:w10="urn:schemas-microsoft-com:office:word" xmlns:w="http://schemas.openxmlformats.org/wordprocessingml/2006/main" xmlns:w14="http://schemas.microsoft.com/office/word/2010/wordml" xmlns:w15="http://schemas.microsoft.com/office/word/2012/wordml" xmlns:w16cex="http://schemas.microsoft.com/office/word/2018/wordml/cex" xmlns:w16cid="http://schemas.microsoft.com/office/word/2016/wordml/cid" xmlns:w16="http://schemas.microsoft.com/office/word/2018/wordml" xmlns:w16du="http://schemas.microsoft.com/office/word/2023/wordml/word16du" xmlns:w16sdtdh="http://schemas.microsoft.com/office/word/2020/wordml/sdtdatahash" xmlns:w16sdtfl="http://schemas.microsoft.com/office/word/2024/wordml/sdtformatlock" xmlns:w16se="http://schemas.microsoft.com/office/word/2015/wordml/symex" xmlns:wpg="http://schemas.microsoft.com/office/word/2010/wordprocessingGroup" xmlns:wpi="http://schemas.microsoft.com/office/word/2010/wordprocessingInk" xmlns:wne="http://schemas.microsoft.com/office/word/2006/wordml" xmlns:wps="http://schemas.microsoft.com/office/word/2010/wordprocessingShape" mc:Ignorable="w14 w15 w16se w16cid w16 w16cex w16sdtdh w16sdtfl w16du wp14">
+  <w:footnote w:type="separator" w:id="-1">
+    <w:p>
+      <w:pPr>
+        <w:spacing w:after="0" w:line="240" w:lineRule="auto"/>
+      </w:pPr>
+      <w:r>
+        <w:separator/>
+      </w:r>
+    </w:p>
+  </w:footnote>
+  <w:footnote w:type="continuationSeparator" w:id="0">
+    <w:p>
+      <w:pPr>
+        <w:spacing w:after="0" w:line="240" w:lineRule="auto"/>
+      </w:pPr>
+      <w:r>
+        <w:continuationSeparator/>
+      </w:r>
+    </w:p>
+  </w:footnote>
+</w:footnotes>
 </file>
 
 <file path=word/numbering.xml><?xml version="1.0" encoding="utf-8"?>
@@ -44301,6 +44409,7 @@
   <w:style w:type="character" w:default="1" w:styleId="DefaultParagraphFont">
     <w:name w:val="Default Paragraph Font"/>
     <w:uiPriority w:val="1"/>
+    <w:semiHidden/>
     <w:unhideWhenUsed/>
   </w:style>
   <w:style w:type="table" w:default="1" w:styleId="TableNormal">
@@ -44357,6 +44466,60 @@
         <w:right w:w="0" w:type="dxa"/>
       </w:tblCellMar>
     </w:tblPr>
+  </w:style>
+  <w:style w:type="paragraph" w:styleId="Header">
+    <w:name w:val="header"/>
+    <w:basedOn w:val="Normal"/>
+    <w:link w:val="HeaderChar"/>
+    <w:uiPriority w:val="99"/>
+    <w:unhideWhenUsed/>
+    <w:rsid w:val="002F15DA"/>
+    <w:pPr>
+      <w:tabs>
+        <w:tab w:val="center" w:pos="4513"/>
+        <w:tab w:val="right" w:pos="9026"/>
+      </w:tabs>
+      <w:spacing w:after="0" w:line="240" w:lineRule="auto"/>
+    </w:pPr>
+  </w:style>
+  <w:style w:type="character" w:customStyle="1" w:styleId="HeaderChar">
+    <w:name w:val="Header Char"/>
+    <w:basedOn w:val="DefaultParagraphFont"/>
+    <w:link w:val="Header"/>
+    <w:uiPriority w:val="99"/>
+    <w:rsid w:val="002F15DA"/>
+    <w:rPr>
+      <w:rFonts w:ascii="Calibri" w:eastAsia="Calibri" w:hAnsi="Calibri" w:cs="Calibri"/>
+      <w:color w:val="000000"/>
+      <w:sz w:val="16"/>
+    </w:rPr>
+  </w:style>
+  <w:style w:type="paragraph" w:styleId="Footer">
+    <w:name w:val="footer"/>
+    <w:basedOn w:val="Normal"/>
+    <w:link w:val="FooterChar"/>
+    <w:uiPriority w:val="99"/>
+    <w:unhideWhenUsed/>
+    <w:rsid w:val="002F15DA"/>
+    <w:pPr>
+      <w:tabs>
+        <w:tab w:val="center" w:pos="4513"/>
+        <w:tab w:val="right" w:pos="9026"/>
+      </w:tabs>
+      <w:spacing w:after="0" w:line="240" w:lineRule="auto"/>
+    </w:pPr>
+  </w:style>
+  <w:style w:type="character" w:customStyle="1" w:styleId="FooterChar">
+    <w:name w:val="Footer Char"/>
+    <w:basedOn w:val="DefaultParagraphFont"/>
+    <w:link w:val="Footer"/>
+    <w:uiPriority w:val="99"/>
+    <w:rsid w:val="002F15DA"/>
+    <w:rPr>
+      <w:rFonts w:ascii="Calibri" w:eastAsia="Calibri" w:hAnsi="Calibri" w:cs="Calibri"/>
+      <w:color w:val="000000"/>
+      <w:sz w:val="16"/>
+    </w:rPr>
   </w:style>
 </w:styles>
 </file>
